--- a/Cicles/Second Cicle/docs/Segundo ciclo.docx
+++ b/Cicles/Second Cicle/docs/Segundo ciclo.docx
@@ -1,19 +1,19 @@
 
 <file path=word/document.xml><?xml version="1.0" encoding="utf-8"?>
-<w:document xmlns:wpc="http://schemas.microsoft.com/office/word/2010/wordprocessingCanvas" xmlns:cx="http://schemas.microsoft.com/office/drawing/2014/chartex" xmlns:cx1="http://schemas.microsoft.com/office/drawing/2015/9/8/chartex" xmlns:cx2="http://schemas.microsoft.com/office/drawing/2015/10/21/chartex" xmlns:cx3="http://schemas.microsoft.com/office/drawing/2016/5/9/chartex" xmlns:cx4="http://schemas.microsoft.com/office/drawing/2016/5/10/chartex" xmlns:cx5="http://schemas.microsoft.com/office/drawing/2016/5/11/chartex" xmlns:cx6="http://schemas.microsoft.com/office/drawing/2016/5/12/chartex" xmlns:cx7="http://schemas.microsoft.com/office/drawing/2016/5/13/chartex" xmlns:cx8="http://schemas.microsoft.com/office/drawing/2016/5/14/chartex" xmlns:mc="http://schemas.openxmlformats.org/markup-compatibility/2006" xmlns:aink="http://schemas.microsoft.com/office/drawing/2016/ink" xmlns:am3d="http://schemas.microsoft.com/office/drawing/2017/model3d" xmlns:o="urn:schemas-microsoft-com:office:office" xmlns:oel="http://schemas.microsoft.com/office/2019/extlst" xmlns:r="http://schemas.openxmlformats.org/officeDocument/2006/relationships" xmlns:m="http://schemas.openxmlformats.org/officeDocument/2006/math" xmlns:v="urn:schemas-microsoft-com:vml" xmlns:wp14="http://schemas.microsoft.com/office/word/2010/wordprocessingDrawing" xmlns:wp="http://schemas.openxmlformats.org/drawingml/2006/wordprocessingDrawing" xmlns:w10="urn:schemas-microsoft-com:office:word" xmlns:w="http://schemas.openxmlformats.org/wordprocessingml/2006/main" xmlns:w14="http://schemas.microsoft.com/office/word/2010/wordml" xmlns:w15="http://schemas.microsoft.com/office/word/2012/wordml" xmlns:w16cex="http://schemas.microsoft.com/office/word/2018/wordml/cex" xmlns:w16cid="http://schemas.microsoft.com/office/word/2016/wordml/cid" xmlns:w16="http://schemas.microsoft.com/office/word/2018/wordml" xmlns:w16du="http://schemas.microsoft.com/office/word/2023/wordml/word16du" xmlns:w16sdtdh="http://schemas.microsoft.com/office/word/2020/wordml/sdtdatahash" xmlns:w16sdtfl="http://schemas.microsoft.com/office/word/2024/wordml/sdtformatlock" xmlns:w16se="http://schemas.microsoft.com/office/word/2015/wordml/symex" xmlns:wpg="http://schemas.microsoft.com/office/word/2010/wordprocessingGroup" xmlns:wpi="http://schemas.microsoft.com/office/word/2010/wordprocessingInk" xmlns:wne="http://schemas.microsoft.com/office/word/2006/wordml" xmlns:wps="http://schemas.microsoft.com/office/word/2010/wordprocessingShape" xmlns:a="http://schemas.openxmlformats.org/drawingml/2006/main" xmlns:a16="http://schemas.microsoft.com/office/drawing/2014/main" xmlns:pic="http://schemas.openxmlformats.org/drawingml/2006/picture" xmlns:a14="http://schemas.microsoft.com/office/drawing/2010/main" mc:Ignorable="w14 w15 w16se w16cid w16 w16cex w16sdtdh w16sdtfl w16du wp14">
+<w:document xmlns:wpc="http://schemas.microsoft.com/office/word/2010/wordprocessingCanvas" xmlns:cx="http://schemas.microsoft.com/office/drawing/2014/chartex" xmlns:cx1="http://schemas.microsoft.com/office/drawing/2015/9/8/chartex" xmlns:cx2="http://schemas.microsoft.com/office/drawing/2015/10/21/chartex" xmlns:cx3="http://schemas.microsoft.com/office/drawing/2016/5/9/chartex" xmlns:cx4="http://schemas.microsoft.com/office/drawing/2016/5/10/chartex" xmlns:cx5="http://schemas.microsoft.com/office/drawing/2016/5/11/chartex" xmlns:cx6="http://schemas.microsoft.com/office/drawing/2016/5/12/chartex" xmlns:cx7="http://schemas.microsoft.com/office/drawing/2016/5/13/chartex" xmlns:cx8="http://schemas.microsoft.com/office/drawing/2016/5/14/chartex" xmlns:mc="http://schemas.openxmlformats.org/markup-compatibility/2006" xmlns:aink="http://schemas.microsoft.com/office/drawing/2016/ink" xmlns:am3d="http://schemas.microsoft.com/office/drawing/2017/model3d" xmlns:o="urn:schemas-microsoft-com:office:office" xmlns:oel="http://schemas.microsoft.com/office/2019/extlst" xmlns:r="http://schemas.openxmlformats.org/officeDocument/2006/relationships" xmlns:m="http://schemas.openxmlformats.org/officeDocument/2006/math" xmlns:v="urn:schemas-microsoft-com:vml" xmlns:wp14="http://schemas.microsoft.com/office/word/2010/wordprocessingDrawing" xmlns:wp="http://schemas.openxmlformats.org/drawingml/2006/wordprocessingDrawing" xmlns:w10="urn:schemas-microsoft-com:office:word" xmlns:w="http://schemas.openxmlformats.org/wordprocessingml/2006/main" xmlns:w14="http://schemas.microsoft.com/office/word/2010/wordml" xmlns:w15="http://schemas.microsoft.com/office/word/2012/wordml" xmlns:w16cex="http://schemas.microsoft.com/office/word/2018/wordml/cex" xmlns:w16cid="http://schemas.microsoft.com/office/word/2016/wordml/cid" xmlns:w16="http://schemas.microsoft.com/office/word/2018/wordml" xmlns:w16du="http://schemas.microsoft.com/office/word/2023/wordml/word16du" xmlns:w16sdtdh="http://schemas.microsoft.com/office/word/2020/wordml/sdtdatahash" xmlns:w16sdtfl="http://schemas.microsoft.com/office/word/2024/wordml/sdtformatlock" xmlns:w16se="http://schemas.microsoft.com/office/word/2015/wordml/symex" xmlns:wpg="http://schemas.microsoft.com/office/word/2010/wordprocessingGroup" xmlns:wpi="http://schemas.microsoft.com/office/word/2010/wordprocessingInk" xmlns:wne="http://schemas.microsoft.com/office/word/2006/wordml" xmlns:wps="http://schemas.microsoft.com/office/word/2010/wordprocessingShape" mc:Ignorable="w14 w15 w16se w16cid w16 w16cex w16sdtdh w16sdtfl w16du wp14">
   <w:body>
     <w:p>
       <w:pPr>
         <w:jc w:val="center"/>
         <w:rPr>
-          <w:rFonts w:ascii="Times New Roman" w:hAnsi="Times New Roman" w:eastAsia="Times New Roman" w:cs="Times New Roman"/>
+          <w:rFonts w:ascii="Times New Roman" w:eastAsia="Times New Roman" w:hAnsi="Times New Roman" w:cs="Times New Roman"/>
           <w:color w:val="000000" w:themeColor="text1"/>
           <w:lang w:val="es-CO"/>
         </w:rPr>
       </w:pPr>
       <w:r>
         <w:rPr>
-          <w:rFonts w:ascii="Times New Roman" w:hAnsi="Times New Roman" w:eastAsia="Times New Roman" w:cs="Times New Roman"/>
+          <w:rFonts w:ascii="Times New Roman" w:eastAsia="Times New Roman" w:hAnsi="Times New Roman" w:cs="Times New Roman"/>
           <w:b/>
           <w:bCs/>
           <w:color w:val="000000" w:themeColor="text1"/>
@@ -26,7 +26,7 @@
       <w:pPr>
         <w:jc w:val="center"/>
         <w:rPr>
-          <w:rFonts w:ascii="Times New Roman" w:hAnsi="Times New Roman" w:eastAsia="Times New Roman" w:cs="Times New Roman"/>
+          <w:rFonts w:ascii="Times New Roman" w:eastAsia="Times New Roman" w:hAnsi="Times New Roman" w:cs="Times New Roman"/>
           <w:color w:val="000000" w:themeColor="text1"/>
           <w:lang w:val="es-CO"/>
         </w:rPr>
@@ -36,7 +36,7 @@
       <w:pPr>
         <w:jc w:val="center"/>
         <w:rPr>
-          <w:rFonts w:ascii="Times New Roman" w:hAnsi="Times New Roman" w:eastAsia="Times New Roman" w:cs="Times New Roman"/>
+          <w:rFonts w:ascii="Times New Roman" w:eastAsia="Times New Roman" w:hAnsi="Times New Roman" w:cs="Times New Roman"/>
           <w:color w:val="000000" w:themeColor="text1"/>
           <w:lang w:val="es-CO"/>
         </w:rPr>
@@ -46,7 +46,7 @@
       <w:pPr>
         <w:jc w:val="center"/>
         <w:rPr>
-          <w:rFonts w:ascii="Times New Roman" w:hAnsi="Times New Roman" w:eastAsia="Times New Roman" w:cs="Times New Roman"/>
+          <w:rFonts w:ascii="Times New Roman" w:eastAsia="Times New Roman" w:hAnsi="Times New Roman" w:cs="Times New Roman"/>
           <w:color w:val="000000" w:themeColor="text1"/>
           <w:lang w:val="es-CO"/>
         </w:rPr>
@@ -56,14 +56,14 @@
       <w:pPr>
         <w:jc w:val="center"/>
         <w:rPr>
-          <w:rFonts w:ascii="Times New Roman" w:hAnsi="Times New Roman" w:eastAsia="Times New Roman" w:cs="Times New Roman"/>
+          <w:rFonts w:ascii="Times New Roman" w:eastAsia="Times New Roman" w:hAnsi="Times New Roman" w:cs="Times New Roman"/>
           <w:color w:val="000000" w:themeColor="text1"/>
           <w:lang w:val="es-CO"/>
         </w:rPr>
       </w:pPr>
       <w:r>
         <w:rPr>
-          <w:rFonts w:ascii="Times New Roman" w:hAnsi="Times New Roman" w:eastAsia="Times New Roman" w:cs="Times New Roman"/>
+          <w:rFonts w:ascii="Times New Roman" w:eastAsia="Times New Roman" w:hAnsi="Times New Roman" w:cs="Times New Roman"/>
           <w:color w:val="000000" w:themeColor="text1"/>
           <w:lang w:val="es-CO"/>
         </w:rPr>
@@ -74,14 +74,14 @@
       <w:pPr>
         <w:jc w:val="center"/>
         <w:rPr>
-          <w:rFonts w:ascii="Times New Roman" w:hAnsi="Times New Roman" w:eastAsia="Times New Roman" w:cs="Times New Roman"/>
+          <w:rFonts w:ascii="Times New Roman" w:eastAsia="Times New Roman" w:hAnsi="Times New Roman" w:cs="Times New Roman"/>
           <w:color w:val="000000" w:themeColor="text1"/>
           <w:lang w:val="es-CO"/>
         </w:rPr>
       </w:pPr>
       <w:r>
         <w:rPr>
-          <w:rFonts w:ascii="Times New Roman" w:hAnsi="Times New Roman" w:eastAsia="Times New Roman" w:cs="Times New Roman"/>
+          <w:rFonts w:ascii="Times New Roman" w:eastAsia="Times New Roman" w:hAnsi="Times New Roman" w:cs="Times New Roman"/>
           <w:color w:val="000000" w:themeColor="text1"/>
           <w:lang w:val="es-CO"/>
         </w:rPr>
@@ -92,7 +92,7 @@
       <w:pPr>
         <w:jc w:val="center"/>
         <w:rPr>
-          <w:rFonts w:ascii="Times New Roman" w:hAnsi="Times New Roman" w:eastAsia="Times New Roman" w:cs="Times New Roman"/>
+          <w:rFonts w:ascii="Times New Roman" w:eastAsia="Times New Roman" w:hAnsi="Times New Roman" w:cs="Times New Roman"/>
           <w:color w:val="000000" w:themeColor="text1"/>
           <w:lang w:val="es-CO"/>
         </w:rPr>
@@ -102,7 +102,7 @@
       <w:pPr>
         <w:jc w:val="center"/>
         <w:rPr>
-          <w:rFonts w:ascii="Times New Roman" w:hAnsi="Times New Roman" w:eastAsia="Times New Roman" w:cs="Times New Roman"/>
+          <w:rFonts w:ascii="Times New Roman" w:eastAsia="Times New Roman" w:hAnsi="Times New Roman" w:cs="Times New Roman"/>
           <w:color w:val="000000" w:themeColor="text1"/>
           <w:lang w:val="es-CO"/>
         </w:rPr>
@@ -112,7 +112,7 @@
       <w:pPr>
         <w:jc w:val="center"/>
         <w:rPr>
-          <w:rFonts w:ascii="Times New Roman" w:hAnsi="Times New Roman" w:eastAsia="Times New Roman" w:cs="Times New Roman"/>
+          <w:rFonts w:ascii="Times New Roman" w:eastAsia="Times New Roman" w:hAnsi="Times New Roman" w:cs="Times New Roman"/>
           <w:color w:val="000000" w:themeColor="text1"/>
           <w:lang w:val="es-CO"/>
         </w:rPr>
@@ -122,7 +122,7 @@
       <w:pPr>
         <w:jc w:val="center"/>
         <w:rPr>
-          <w:rFonts w:ascii="Times New Roman" w:hAnsi="Times New Roman" w:eastAsia="Times New Roman" w:cs="Times New Roman"/>
+          <w:rFonts w:ascii="Times New Roman" w:eastAsia="Times New Roman" w:hAnsi="Times New Roman" w:cs="Times New Roman"/>
           <w:color w:val="000000" w:themeColor="text1"/>
           <w:lang w:val="es-CO"/>
         </w:rPr>
@@ -132,14 +132,14 @@
       <w:pPr>
         <w:jc w:val="center"/>
         <w:rPr>
-          <w:rFonts w:ascii="Times New Roman" w:hAnsi="Times New Roman" w:eastAsia="Times New Roman" w:cs="Times New Roman"/>
+          <w:rFonts w:ascii="Times New Roman" w:eastAsia="Times New Roman" w:hAnsi="Times New Roman" w:cs="Times New Roman"/>
           <w:color w:val="000000" w:themeColor="text1"/>
           <w:lang w:val="es-CO"/>
         </w:rPr>
       </w:pPr>
       <w:r>
         <w:rPr>
-          <w:rFonts w:ascii="Times New Roman" w:hAnsi="Times New Roman" w:eastAsia="Times New Roman" w:cs="Times New Roman"/>
+          <w:rFonts w:ascii="Times New Roman" w:eastAsia="Times New Roman" w:hAnsi="Times New Roman" w:cs="Times New Roman"/>
           <w:color w:val="000000" w:themeColor="text1"/>
           <w:lang w:val="es-CO"/>
         </w:rPr>
@@ -150,14 +150,14 @@
       <w:pPr>
         <w:jc w:val="center"/>
         <w:rPr>
-          <w:rFonts w:ascii="Times New Roman" w:hAnsi="Times New Roman" w:eastAsia="Times New Roman" w:cs="Times New Roman"/>
+          <w:rFonts w:ascii="Times New Roman" w:eastAsia="Times New Roman" w:hAnsi="Times New Roman" w:cs="Times New Roman"/>
           <w:color w:val="000000" w:themeColor="text1"/>
           <w:lang w:val="es-CO"/>
         </w:rPr>
       </w:pPr>
       <w:r>
         <w:rPr>
-          <w:rFonts w:ascii="Times New Roman" w:hAnsi="Times New Roman" w:eastAsia="Times New Roman" w:cs="Times New Roman"/>
+          <w:rFonts w:ascii="Times New Roman" w:eastAsia="Times New Roman" w:hAnsi="Times New Roman" w:cs="Times New Roman"/>
           <w:color w:val="000000" w:themeColor="text1"/>
           <w:lang w:val="es-CO"/>
         </w:rPr>
@@ -168,14 +168,14 @@
       <w:pPr>
         <w:jc w:val="center"/>
         <w:rPr>
-          <w:rFonts w:ascii="Times New Roman" w:hAnsi="Times New Roman" w:eastAsia="Times New Roman" w:cs="Times New Roman"/>
+          <w:rFonts w:ascii="Times New Roman" w:eastAsia="Times New Roman" w:hAnsi="Times New Roman" w:cs="Times New Roman"/>
           <w:color w:val="000000" w:themeColor="text1"/>
           <w:lang w:val="es-CO"/>
         </w:rPr>
       </w:pPr>
       <w:r>
         <w:rPr>
-          <w:rFonts w:ascii="Times New Roman" w:hAnsi="Times New Roman" w:eastAsia="Times New Roman" w:cs="Times New Roman"/>
+          <w:rFonts w:ascii="Times New Roman" w:eastAsia="Times New Roman" w:hAnsi="Times New Roman" w:cs="Times New Roman"/>
           <w:color w:val="000000" w:themeColor="text1"/>
           <w:lang w:val="es-CO"/>
         </w:rPr>
@@ -186,7 +186,7 @@
       <w:pPr>
         <w:jc w:val="center"/>
         <w:rPr>
-          <w:rFonts w:ascii="Times New Roman" w:hAnsi="Times New Roman" w:eastAsia="Times New Roman" w:cs="Times New Roman"/>
+          <w:rFonts w:ascii="Times New Roman" w:eastAsia="Times New Roman" w:hAnsi="Times New Roman" w:cs="Times New Roman"/>
           <w:color w:val="000000" w:themeColor="text1"/>
           <w:lang w:val="es-CO"/>
         </w:rPr>
@@ -196,7 +196,7 @@
       <w:pPr>
         <w:jc w:val="center"/>
         <w:rPr>
-          <w:rFonts w:ascii="Times New Roman" w:hAnsi="Times New Roman" w:eastAsia="Times New Roman" w:cs="Times New Roman"/>
+          <w:rFonts w:ascii="Times New Roman" w:eastAsia="Times New Roman" w:hAnsi="Times New Roman" w:cs="Times New Roman"/>
           <w:color w:val="000000" w:themeColor="text1"/>
           <w:lang w:val="es-CO"/>
         </w:rPr>
@@ -206,14 +206,14 @@
       <w:pPr>
         <w:jc w:val="center"/>
         <w:rPr>
-          <w:rFonts w:ascii="Times New Roman" w:hAnsi="Times New Roman" w:eastAsia="Times New Roman" w:cs="Times New Roman"/>
+          <w:rFonts w:ascii="Times New Roman" w:eastAsia="Times New Roman" w:hAnsi="Times New Roman" w:cs="Times New Roman"/>
           <w:color w:val="000000" w:themeColor="text1"/>
           <w:lang w:val="es-CO"/>
         </w:rPr>
       </w:pPr>
       <w:r>
         <w:rPr>
-          <w:rFonts w:ascii="Times New Roman" w:hAnsi="Times New Roman" w:eastAsia="Times New Roman" w:cs="Times New Roman"/>
+          <w:rFonts w:ascii="Times New Roman" w:eastAsia="Times New Roman" w:hAnsi="Times New Roman" w:cs="Times New Roman"/>
           <w:color w:val="000000" w:themeColor="text1"/>
           <w:lang w:val="es-CO"/>
         </w:rPr>
@@ -224,14 +224,14 @@
       <w:pPr>
         <w:jc w:val="center"/>
         <w:rPr>
-          <w:rFonts w:ascii="Times New Roman" w:hAnsi="Times New Roman" w:eastAsia="Times New Roman" w:cs="Times New Roman"/>
+          <w:rFonts w:ascii="Times New Roman" w:eastAsia="Times New Roman" w:hAnsi="Times New Roman" w:cs="Times New Roman"/>
           <w:color w:val="000000" w:themeColor="text1"/>
           <w:lang w:val="es-CO"/>
         </w:rPr>
       </w:pPr>
       <w:r>
         <w:rPr>
-          <w:rFonts w:ascii="Times New Roman" w:hAnsi="Times New Roman" w:eastAsia="Times New Roman" w:cs="Times New Roman"/>
+          <w:rFonts w:ascii="Times New Roman" w:eastAsia="Times New Roman" w:hAnsi="Times New Roman" w:cs="Times New Roman"/>
           <w:color w:val="000000" w:themeColor="text1"/>
           <w:lang w:val="es-CO"/>
         </w:rPr>
@@ -242,7 +242,7 @@
       <w:pPr>
         <w:jc w:val="center"/>
         <w:rPr>
-          <w:rFonts w:ascii="Times New Roman" w:hAnsi="Times New Roman" w:eastAsia="Times New Roman" w:cs="Times New Roman"/>
+          <w:rFonts w:ascii="Times New Roman" w:eastAsia="Times New Roman" w:hAnsi="Times New Roman" w:cs="Times New Roman"/>
           <w:color w:val="000000" w:themeColor="text1"/>
           <w:lang w:val="es-CO"/>
         </w:rPr>
@@ -347,6 +347,41 @@
         <w:rPr>
           <w:lang w:val="es-CO"/>
         </w:rPr>
+      </w:pPr>
+    </w:p>
+    <w:p>
+      <w:pPr>
+        <w:pStyle w:val="Prrafodelista"/>
+        <w:numPr>
+          <w:ilvl w:val="0"/>
+          <w:numId w:val="3"/>
+        </w:numPr>
+      </w:pPr>
+      <w:r>
+        <w:t xml:space="preserve">Si hay más de cierta cantidad de ruedas, las siguientes ruedas se posicionan debajo </w:t>
+      </w:r>
+      <w:r>
+        <w:t>y el tamaño de la slotMachine crece para permitir poner más ruedas</w:t>
+      </w:r>
+      <w:r>
+        <w:t>.</w:t>
+      </w:r>
+    </w:p>
+    <w:p>
+      <w:pPr>
+        <w:pStyle w:val="Prrafodelista"/>
+        <w:numPr>
+          <w:ilvl w:val="0"/>
+          <w:numId w:val="3"/>
+        </w:numPr>
+      </w:pPr>
+      <w:r>
+        <w:t>Los símbolos que aparecen en la rueda no sean solo círculos, sino que sean triángulos y rectángulos.</w:t>
+      </w:r>
+    </w:p>
+    <w:p>
+      <w:pPr>
+        <w:pStyle w:val="Prrafodelista"/>
       </w:pPr>
     </w:p>
     <w:p>
@@ -355,41 +390,6 @@
         <w:numPr>
           <w:ilvl w:val="0"/>
           <w:numId w:val="2"/>
-        </w:numPr>
-      </w:pPr>
-      <w:r>
-        <w:t xml:space="preserve">Si hay más de cierta cantidad de ruedas, las siguientes ruedas se posicionan debajo </w:t>
-      </w:r>
-      <w:r>
-        <w:t>y el tamaño de la slotMachine crece para permitir poner más ruedas</w:t>
-      </w:r>
-      <w:r>
-        <w:t>.</w:t>
-      </w:r>
-    </w:p>
-    <w:p>
-      <w:pPr>
-        <w:pStyle w:val="Prrafodelista"/>
-        <w:numPr>
-          <w:ilvl w:val="0"/>
-          <w:numId w:val="2"/>
-        </w:numPr>
-      </w:pPr>
-      <w:r>
-        <w:t>Los símbolos que aparecen en la rueda no sean solo círculos, sino que sean triángulos y rectángulos.</w:t>
-      </w:r>
-    </w:p>
-    <w:p>
-      <w:pPr>
-        <w:pStyle w:val="Prrafodelista"/>
-      </w:pPr>
-    </w:p>
-    <w:p>
-      <w:pPr>
-        <w:pStyle w:val="Prrafodelista"/>
-        <w:numPr>
-          <w:ilvl w:val="0"/>
-          <w:numId w:val="1"/>
         </w:numPr>
       </w:pPr>
       <w:r>
@@ -519,7 +519,7 @@
         <w:pStyle w:val="Prrafodelista"/>
         <w:numPr>
           <w:ilvl w:val="0"/>
-          <w:numId w:val="1"/>
+          <w:numId w:val="2"/>
         </w:numPr>
       </w:pPr>
       <w:r>
@@ -858,67 +858,31 @@
         <w:rPr>
           <w:lang w:val="es-CO"/>
         </w:rPr>
-        <w:t xml:space="preserve">- antes de que se intercambie, se debe de verificar que ambas posiciones de las ruedas </w:t>
-      </w:r>
-      <w:r>
-        <w:rPr>
-          <w:lang w:val="es-CO"/>
-        </w:rPr>
-        <w:t>estén</w:t>
-      </w:r>
-      <w:r>
-        <w:rPr>
-          <w:lang w:val="es-CO"/>
-        </w:rPr>
-        <w:t xml:space="preserve"> en el intervalo de 0 y el tamaño de las ruedas que hay, si son mayores o menores, se usa </w:t>
-      </w:r>
-      <w:r>
-        <w:rPr>
-          <w:lang w:val="es-CO"/>
-        </w:rPr>
-        <w:t>máximos</w:t>
-      </w:r>
-      <w:r>
-        <w:rPr>
-          <w:lang w:val="es-CO"/>
-        </w:rPr>
-        <w:t xml:space="preserve"> y </w:t>
-      </w:r>
-      <w:r>
-        <w:rPr>
-          <w:lang w:val="es-CO"/>
-        </w:rPr>
-        <w:t>mínimos</w:t>
-      </w:r>
-      <w:r>
-        <w:rPr>
-          <w:lang w:val="es-CO"/>
-        </w:rPr>
-        <w:t xml:space="preserve"> para ajustarlo.</w:t>
-      </w:r>
-    </w:p>
-    <w:p>
-      <w:pPr>
-        <w:pStyle w:val="Normal"/>
-      </w:pPr>
-      <w:r>
+        <w:t>- antes de que se intercambie, se debe de verificar que ambas posiciones de las ruedas estén en el intervalo de 0 y el tamaño de las ruedas que hay, si son mayores o menores, se usa máximos y mínimos para ajustarlo.</w:t>
+      </w:r>
+    </w:p>
+    <w:p>
+      <w:r>
+        <w:rPr>
+          <w:noProof/>
+        </w:rPr>
         <w:drawing>
-          <wp:inline wp14:editId="7BD45624" wp14:anchorId="620908FA">
+          <wp:inline distT="0" distB="0" distL="0" distR="0" wp14:anchorId="620908FA" wp14:editId="7BD45624">
             <wp:extent cx="5619750" cy="2924175"/>
             <wp:effectExtent l="0" t="0" r="0" b="0"/>
             <wp:docPr id="374117658" name="drawing"/>
             <wp:cNvGraphicFramePr>
-              <a:graphicFrameLocks noChangeAspect="1"/>
+              <a:graphicFrameLocks xmlns:a="http://schemas.openxmlformats.org/drawingml/2006/main" noChangeAspect="1"/>
             </wp:cNvGraphicFramePr>
-            <a:graphic>
-              <a:graphicData xmlns:a="http://schemas.openxmlformats.org/drawingml/2006/main" uri="http://schemas.openxmlformats.org/drawingml/2006/picture">
+            <a:graphic xmlns:a="http://schemas.openxmlformats.org/drawingml/2006/main">
+              <a:graphicData uri="http://schemas.openxmlformats.org/drawingml/2006/picture">
                 <pic:pic xmlns:pic="http://schemas.openxmlformats.org/drawingml/2006/picture">
                   <pic:nvPicPr>
                     <pic:cNvPr id="374117658" name="Picture 374117658"/>
                     <pic:cNvPicPr/>
                   </pic:nvPicPr>
                   <pic:blipFill>
-                    <a:blip xmlns:r="http://schemas.openxmlformats.org/officeDocument/2006/relationships" r:embed="rId650563685">
+                    <a:blip r:embed="rId13">
                       <a:extLst>
                         <a:ext uri="{28A0092B-C50C-407E-A947-70E740481C1C}">
                           <a14:useLocalDpi xmlns:a14="http://schemas.microsoft.com/office/drawing/2010/main"/>
@@ -2374,6 +2338,7 @@
       </w:pPr>
       <w:r>
         <w:rPr>
+          <w:noProof/>
           <w:lang w:val="es-CO"/>
         </w:rPr>
         <w:lastRenderedPageBreak/>
@@ -2435,6 +2400,7 @@
       </w:pPr>
       <w:r>
         <w:rPr>
+          <w:noProof/>
           <w:lang w:val="es-CO"/>
         </w:rPr>
         <w:drawing>
@@ -2482,6 +2448,7 @@
       </w:pPr>
       <w:r>
         <w:rPr>
+          <w:noProof/>
           <w:lang w:val="es-CO"/>
         </w:rPr>
         <w:lastRenderedPageBreak/>
@@ -2530,6 +2497,7 @@
       </w:pPr>
       <w:r>
         <w:rPr>
+          <w:noProof/>
           <w:lang w:val="es-CO"/>
         </w:rPr>
         <w:drawing>
@@ -2594,6 +2562,7 @@
         <w:rPr>
           <w:b/>
           <w:bCs/>
+          <w:noProof/>
           <w:lang w:val="es-CO"/>
         </w:rPr>
         <w:lastRenderedPageBreak/>
@@ -2635,7 +2604,11 @@
       </w:r>
     </w:p>
     <w:p>
-      <w:pPr/>
+      <w:pPr>
+        <w:rPr>
+          <w:lang w:val="es-CO"/>
+        </w:rPr>
+      </w:pPr>
       <w:r>
         <w:rPr>
           <w:lang w:val="es-CO"/>
@@ -2650,27 +2623,27 @@
       </w:r>
     </w:p>
     <w:p>
-      <w:pPr>
-        <w:pStyle w:val="Normal"/>
-      </w:pPr>
-      <w:r>
+      <w:r>
+        <w:rPr>
+          <w:noProof/>
+        </w:rPr>
         <w:drawing>
-          <wp:inline wp14:editId="6C80901F" wp14:anchorId="0AE46279">
+          <wp:inline distT="0" distB="0" distL="0" distR="0" wp14:anchorId="0AE46279" wp14:editId="6C80901F">
             <wp:extent cx="5506218" cy="1800476"/>
             <wp:effectExtent l="0" t="0" r="0" b="0"/>
             <wp:docPr id="1120274484" name="drawing"/>
             <wp:cNvGraphicFramePr>
-              <a:graphicFrameLocks noChangeAspect="1"/>
+              <a:graphicFrameLocks xmlns:a="http://schemas.openxmlformats.org/drawingml/2006/main" noChangeAspect="1"/>
             </wp:cNvGraphicFramePr>
-            <a:graphic>
-              <a:graphicData xmlns:a="http://schemas.openxmlformats.org/drawingml/2006/main" uri="http://schemas.openxmlformats.org/drawingml/2006/picture">
+            <a:graphic xmlns:a="http://schemas.openxmlformats.org/drawingml/2006/main">
+              <a:graphicData uri="http://schemas.openxmlformats.org/drawingml/2006/picture">
                 <pic:pic xmlns:pic="http://schemas.openxmlformats.org/drawingml/2006/picture">
                   <pic:nvPicPr>
                     <pic:cNvPr id="1120274484" name="Picture 1120274484"/>
                     <pic:cNvPicPr/>
                   </pic:nvPicPr>
                   <pic:blipFill>
-                    <a:blip xmlns:r="http://schemas.openxmlformats.org/officeDocument/2006/relationships" r:embed="rId38197701">
+                    <a:blip r:embed="rId37">
                       <a:extLst>
                         <a:ext uri="{28A0092B-C50C-407E-A947-70E740481C1C}">
                           <a14:useLocalDpi xmlns:a14="http://schemas.microsoft.com/office/drawing/2010/main"/>
@@ -2705,8 +2678,10 @@
       </w:pPr>
       <w:r>
         <w:rPr>
-          <w:lang w:val="es-CO"/>
-        </w:rPr>
+          <w:noProof/>
+          <w:lang w:val="es-CO"/>
+        </w:rPr>
+        <w:lastRenderedPageBreak/>
         <w:drawing>
           <wp:inline distT="0" distB="0" distL="0" distR="0" wp14:anchorId="66AE6542" wp14:editId="4B6F8D89">
             <wp:extent cx="5201376" cy="3057952"/>
@@ -2723,7 +2698,7 @@
                     <pic:cNvPicPr/>
                   </pic:nvPicPr>
                   <pic:blipFill>
-                    <a:blip r:embed="rId37"/>
+                    <a:blip r:embed="rId38"/>
                     <a:stretch>
                       <a:fillRect/>
                     </a:stretch>
@@ -2777,9 +2752,9 @@
       </w:pPr>
       <w:r>
         <w:rPr>
-          <w:lang w:val="es-CO"/>
-        </w:rPr>
-        <w:lastRenderedPageBreak/>
+          <w:noProof/>
+          <w:lang w:val="es-CO"/>
+        </w:rPr>
         <w:drawing>
           <wp:inline distT="0" distB="0" distL="0" distR="0" wp14:anchorId="2E23D406" wp14:editId="2F89AD77">
             <wp:extent cx="5277587" cy="2848373"/>
@@ -2796,7 +2771,7 @@
                     <pic:cNvPicPr/>
                   </pic:nvPicPr>
                   <pic:blipFill>
-                    <a:blip r:embed="rId38"/>
+                    <a:blip r:embed="rId39"/>
                     <a:stretch>
                       <a:fillRect/>
                     </a:stretch>
@@ -2838,8 +2813,10 @@
       </w:pPr>
       <w:r>
         <w:rPr>
-          <w:lang w:val="es-CO"/>
-        </w:rPr>
+          <w:noProof/>
+          <w:lang w:val="es-CO"/>
+        </w:rPr>
+        <w:lastRenderedPageBreak/>
         <w:drawing>
           <wp:inline distT="0" distB="0" distL="0" distR="0" wp14:anchorId="5B8664E7" wp14:editId="4DD9E994">
             <wp:extent cx="5430008" cy="2648320"/>
@@ -2856,7 +2833,7 @@
                     <pic:cNvPicPr/>
                   </pic:nvPicPr>
                   <pic:blipFill>
-                    <a:blip r:embed="rId39"/>
+                    <a:blip r:embed="rId40"/>
                     <a:stretch>
                       <a:fillRect/>
                     </a:stretch>
@@ -2952,7 +2929,6 @@
         <w:rPr>
           <w:lang w:val="es-CO"/>
         </w:rPr>
-        <w:lastRenderedPageBreak/>
         <w:t>No olviden diseñar las pruebas considerando dos preguntas: ¿qué debería</w:t>
       </w:r>
       <w:r>
@@ -3429,6 +3405,7 @@
           </w:p>
           <w:p>
             <w:r>
+              <w:lastRenderedPageBreak/>
               <w:t>shoul</w:t>
             </w:r>
             <w:r>
@@ -3466,6 +3443,7 @@
               <w:rPr>
                 <w:lang w:val="es-CO"/>
               </w:rPr>
+              <w:lastRenderedPageBreak/>
               <w:t>Unlock()</w:t>
             </w:r>
           </w:p>
@@ -3928,7 +3906,6 @@
           </w:p>
           <w:p>
             <w:r>
-              <w:lastRenderedPageBreak/>
               <w:t>shouldSpin</w:t>
             </w:r>
             <w:r>
@@ -3968,7 +3945,6 @@
               <w:rPr>
                 <w:lang w:val="es-CO"/>
               </w:rPr>
-              <w:lastRenderedPageBreak/>
               <w:t>Spin(setSymbols)</w:t>
             </w:r>
           </w:p>
@@ -4264,7 +4240,7 @@
         <w:pStyle w:val="Prrafodelista"/>
         <w:numPr>
           <w:ilvl w:val="0"/>
-          <w:numId w:val="2"/>
+          <w:numId w:val="3"/>
         </w:numPr>
         <w:rPr>
           <w:b/>
@@ -4295,6 +4271,7 @@
         <w:rPr>
           <w:noProof/>
         </w:rPr>
+        <w:lastRenderedPageBreak/>
         <w:drawing>
           <wp:inline distT="0" distB="0" distL="0" distR="0" wp14:anchorId="5013DB6F" wp14:editId="1F61E58B">
             <wp:extent cx="5612130" cy="3115310"/>
@@ -4317,7 +4294,7 @@
                     <pic:cNvPicPr/>
                   </pic:nvPicPr>
                   <pic:blipFill>
-                    <a:blip r:embed="rId40"/>
+                    <a:blip r:embed="rId41"/>
                     <a:stretch>
                       <a:fillRect/>
                     </a:stretch>
@@ -4369,7 +4346,7 @@
                     <pic:cNvPicPr/>
                   </pic:nvPicPr>
                   <pic:blipFill>
-                    <a:blip r:embed="rId41"/>
+                    <a:blip r:embed="rId42"/>
                     <a:stretch>
                       <a:fillRect/>
                     </a:stretch>
@@ -4395,7 +4372,7 @@
         <w:pStyle w:val="Prrafodelista"/>
         <w:numPr>
           <w:ilvl w:val="0"/>
-          <w:numId w:val="2"/>
+          <w:numId w:val="3"/>
         </w:numPr>
         <w:rPr>
           <w:b/>
@@ -4449,7 +4426,7 @@
                     <pic:cNvPicPr/>
                   </pic:nvPicPr>
                   <pic:blipFill>
-                    <a:blip r:embed="rId42"/>
+                    <a:blip r:embed="rId43"/>
                     <a:stretch>
                       <a:fillRect/>
                     </a:stretch>
@@ -4500,7 +4477,7 @@
                     <pic:cNvPicPr/>
                   </pic:nvPicPr>
                   <pic:blipFill>
-                    <a:blip r:embed="rId43"/>
+                    <a:blip r:embed="rId44"/>
                     <a:stretch>
                       <a:fillRect/>
                     </a:stretch>
@@ -4526,7 +4503,7 @@
         <w:pStyle w:val="Prrafodelista"/>
         <w:numPr>
           <w:ilvl w:val="0"/>
-          <w:numId w:val="2"/>
+          <w:numId w:val="3"/>
         </w:numPr>
         <w:rPr>
           <w:b/>
@@ -4630,7 +4607,7 @@
                     <pic:cNvPicPr/>
                   </pic:nvPicPr>
                   <pic:blipFill>
-                    <a:blip r:embed="rId44"/>
+                    <a:blip r:embed="rId45"/>
                     <a:stretch>
                       <a:fillRect/>
                     </a:stretch>
@@ -4685,7 +4662,7 @@
                     <pic:cNvPicPr/>
                   </pic:nvPicPr>
                   <pic:blipFill>
-                    <a:blip r:embed="rId45"/>
+                    <a:blip r:embed="rId46"/>
                     <a:stretch>
                       <a:fillRect/>
                     </a:stretch>
@@ -4711,6 +4688,9 @@
         <w:ind w:left="708"/>
       </w:pPr>
       <w:r>
+        <w:rPr>
+          <w:noProof/>
+        </w:rPr>
         <w:lastRenderedPageBreak/>
         <w:drawing>
           <wp:inline distT="0" distB="0" distL="0" distR="0" wp14:anchorId="2CE48B91" wp14:editId="56CB14CA">
@@ -4728,7 +4708,7 @@
                     <pic:cNvPicPr/>
                   </pic:nvPicPr>
                   <pic:blipFill>
-                    <a:blip r:embed="rId46"/>
+                    <a:blip r:embed="rId47"/>
                     <a:stretch>
                       <a:fillRect/>
                     </a:stretch>
@@ -4754,7 +4734,7 @@
         <w:pStyle w:val="Prrafodelista"/>
         <w:numPr>
           <w:ilvl w:val="0"/>
-          <w:numId w:val="2"/>
+          <w:numId w:val="3"/>
         </w:numPr>
         <w:rPr>
           <w:b/>
@@ -4839,7 +4819,7 @@
                     <pic:cNvPicPr/>
                   </pic:nvPicPr>
                   <pic:blipFill>
-                    <a:blip r:embed="rId47"/>
+                    <a:blip r:embed="rId48"/>
                     <a:stretch>
                       <a:fillRect/>
                     </a:stretch>
@@ -4865,6 +4845,9 @@
         <w:pStyle w:val="Prrafodelista"/>
       </w:pPr>
       <w:r>
+        <w:rPr>
+          <w:noProof/>
+        </w:rPr>
         <w:lastRenderedPageBreak/>
         <w:drawing>
           <wp:inline distT="0" distB="0" distL="0" distR="0" wp14:anchorId="21547E16" wp14:editId="4175D893">
@@ -4882,7 +4865,7 @@
                     <pic:cNvPicPr/>
                   </pic:nvPicPr>
                   <pic:blipFill>
-                    <a:blip r:embed="rId48"/>
+                    <a:blip r:embed="rId49"/>
                     <a:stretch>
                       <a:fillRect/>
                     </a:stretch>
@@ -4908,7 +4891,7 @@
         <w:pStyle w:val="Prrafodelista"/>
         <w:numPr>
           <w:ilvl w:val="0"/>
-          <w:numId w:val="2"/>
+          <w:numId w:val="3"/>
         </w:numPr>
         <w:rPr>
           <w:b/>
@@ -4982,7 +4965,7 @@
                     <pic:cNvPicPr/>
                   </pic:nvPicPr>
                   <pic:blipFill>
-                    <a:blip r:embed="rId49"/>
+                    <a:blip r:embed="rId50"/>
                     <a:stretch>
                       <a:fillRect/>
                     </a:stretch>
@@ -5008,6 +4991,9 @@
         <w:pStyle w:val="Prrafodelista"/>
       </w:pPr>
       <w:r>
+        <w:rPr>
+          <w:noProof/>
+        </w:rPr>
         <w:lastRenderedPageBreak/>
         <w:drawing>
           <wp:inline distT="0" distB="0" distL="0" distR="0" wp14:anchorId="462286E7" wp14:editId="359E2083">
@@ -5025,7 +5011,7 @@
                     <pic:cNvPicPr/>
                   </pic:nvPicPr>
                   <pic:blipFill>
-                    <a:blip r:embed="rId50"/>
+                    <a:blip r:embed="rId51"/>
                     <a:stretch>
                       <a:fillRect/>
                     </a:stretch>
@@ -5051,7 +5037,7 @@
         <w:pStyle w:val="Prrafodelista"/>
         <w:numPr>
           <w:ilvl w:val="0"/>
-          <w:numId w:val="2"/>
+          <w:numId w:val="3"/>
         </w:numPr>
         <w:rPr>
           <w:b/>
@@ -5113,7 +5099,7 @@
                     <pic:cNvPicPr/>
                   </pic:nvPicPr>
                   <pic:blipFill>
-                    <a:blip r:embed="rId51"/>
+                    <a:blip r:embed="rId52"/>
                     <a:stretch>
                       <a:fillRect/>
                     </a:stretch>
@@ -5164,7 +5150,7 @@
                     <pic:cNvPicPr/>
                   </pic:nvPicPr>
                   <pic:blipFill>
-                    <a:blip r:embed="rId52"/>
+                    <a:blip r:embed="rId53"/>
                     <a:stretch>
                       <a:fillRect/>
                     </a:stretch>
@@ -5216,7 +5202,7 @@
                     <pic:cNvPicPr/>
                   </pic:nvPicPr>
                   <pic:blipFill>
-                    <a:blip r:embed="rId53"/>
+                    <a:blip r:embed="rId54"/>
                     <a:stretch>
                       <a:fillRect/>
                     </a:stretch>
@@ -5242,7 +5228,7 @@
         <w:pStyle w:val="Prrafodelista"/>
         <w:numPr>
           <w:ilvl w:val="0"/>
-          <w:numId w:val="2"/>
+          <w:numId w:val="3"/>
         </w:numPr>
         <w:rPr>
           <w:b/>
@@ -5302,7 +5288,7 @@
                     <pic:cNvPicPr/>
                   </pic:nvPicPr>
                   <pic:blipFill>
-                    <a:blip r:embed="rId54"/>
+                    <a:blip r:embed="rId55"/>
                     <a:stretch>
                       <a:fillRect/>
                     </a:stretch>
@@ -5358,7 +5344,7 @@
                     <pic:cNvPicPr/>
                   </pic:nvPicPr>
                   <pic:blipFill>
-                    <a:blip r:embed="rId55"/>
+                    <a:blip r:embed="rId56"/>
                     <a:stretch>
                       <a:fillRect/>
                     </a:stretch>
@@ -5384,7 +5370,7 @@
         <w:pStyle w:val="Prrafodelista"/>
         <w:numPr>
           <w:ilvl w:val="0"/>
-          <w:numId w:val="2"/>
+          <w:numId w:val="3"/>
         </w:numPr>
         <w:rPr>
           <w:b/>
@@ -5459,7 +5445,7 @@
                     <pic:cNvPicPr/>
                   </pic:nvPicPr>
                   <pic:blipFill>
-                    <a:blip r:embed="rId56"/>
+                    <a:blip r:embed="rId57"/>
                     <a:stretch>
                       <a:fillRect/>
                     </a:stretch>
@@ -5511,7 +5497,7 @@
                     <pic:cNvPicPr/>
                   </pic:nvPicPr>
                   <pic:blipFill>
-                    <a:blip r:embed="rId57"/>
+                    <a:blip r:embed="rId58"/>
                     <a:stretch>
                       <a:fillRect/>
                     </a:stretch>
@@ -5590,7 +5576,7 @@
                     <pic:cNvPicPr/>
                   </pic:nvPicPr>
                   <pic:blipFill>
-                    <a:blip r:embed="rId58"/>
+                    <a:blip r:embed="rId59"/>
                     <a:stretch>
                       <a:fillRect/>
                     </a:stretch>
@@ -5642,7 +5628,7 @@
                     <pic:cNvPicPr/>
                   </pic:nvPicPr>
                   <pic:blipFill>
-                    <a:blip r:embed="rId59"/>
+                    <a:blip r:embed="rId60"/>
                     <a:stretch>
                       <a:fillRect/>
                     </a:stretch>
@@ -5673,7 +5659,7 @@
         <w:pStyle w:val="Prrafodelista"/>
         <w:numPr>
           <w:ilvl w:val="0"/>
-          <w:numId w:val="2"/>
+          <w:numId w:val="3"/>
         </w:numPr>
         <w:rPr>
           <w:b/>
@@ -5757,7 +5743,7 @@
                     <pic:cNvPicPr/>
                   </pic:nvPicPr>
                   <pic:blipFill>
-                    <a:blip r:embed="rId60"/>
+                    <a:blip r:embed="rId61"/>
                     <a:stretch>
                       <a:fillRect/>
                     </a:stretch>
@@ -5813,7 +5799,7 @@
                     <pic:cNvPicPr/>
                   </pic:nvPicPr>
                   <pic:blipFill>
-                    <a:blip r:embed="rId61"/>
+                    <a:blip r:embed="rId62"/>
                     <a:stretch>
                       <a:fillRect/>
                     </a:stretch>
@@ -5836,6 +5822,9 @@
     </w:p>
     <w:p>
       <w:r>
+        <w:rPr>
+          <w:noProof/>
+        </w:rPr>
         <w:lastRenderedPageBreak/>
         <w:drawing>
           <wp:inline distT="0" distB="0" distL="0" distR="0" wp14:anchorId="50F01952" wp14:editId="26083EC6">
@@ -5853,7 +5842,7 @@
                     <pic:cNvPicPr/>
                   </pic:nvPicPr>
                   <pic:blipFill>
-                    <a:blip r:embed="rId62"/>
+                    <a:blip r:embed="rId63"/>
                     <a:stretch>
                       <a:fillRect/>
                     </a:stretch>
@@ -5940,7 +5929,7 @@
                     <pic:cNvPicPr/>
                   </pic:nvPicPr>
                   <pic:blipFill>
-                    <a:blip r:embed="rId63"/>
+                    <a:blip r:embed="rId64"/>
                     <a:stretch>
                       <a:fillRect/>
                     </a:stretch>
@@ -5969,6 +5958,7 @@
       </w:pPr>
       <w:r>
         <w:rPr>
+          <w:noProof/>
           <w:lang w:val="es-CO"/>
         </w:rPr>
         <w:lastRenderedPageBreak/>
@@ -5988,7 +5978,7 @@
                     <pic:cNvPicPr/>
                   </pic:nvPicPr>
                   <pic:blipFill>
-                    <a:blip r:embed="rId64"/>
+                    <a:blip r:embed="rId65"/>
                     <a:stretch>
                       <a:fillRect/>
                     </a:stretch>
@@ -6074,7 +6064,7 @@
                     <pic:cNvPicPr/>
                   </pic:nvPicPr>
                   <pic:blipFill>
-                    <a:blip r:embed="rId65"/>
+                    <a:blip r:embed="rId66"/>
                     <a:stretch>
                       <a:fillRect/>
                     </a:stretch>
@@ -6129,7 +6119,7 @@
                     <pic:cNvPicPr/>
                   </pic:nvPicPr>
                   <pic:blipFill>
-                    <a:blip r:embed="rId66"/>
+                    <a:blip r:embed="rId67"/>
                     <a:stretch>
                       <a:fillRect/>
                     </a:stretch>
@@ -6160,25 +6150,7 @@
         <w:rPr>
           <w:lang w:val="es-CO"/>
         </w:rPr>
-        <w:t>distinct</w:t>
-      </w:r>
-      <w:r>
-        <w:rPr>
-          <w:lang w:val="es-CO"/>
-        </w:rPr>
-        <w:t>Symbols</w:t>
-      </w:r>
-      <w:r>
-        <w:rPr>
-          <w:lang w:val="es-CO"/>
-        </w:rPr>
-        <w:t xml:space="preserve">(): </w:t>
-      </w:r>
-      <w:r>
-        <w:rPr>
-          <w:lang w:val="es-CO"/>
-        </w:rPr>
-        <w:t>int</w:t>
+        <w:t>distinctSymbols(): int</w:t>
       </w:r>
     </w:p>
     <w:p>
@@ -6227,7 +6199,7 @@
                     <pic:cNvPicPr/>
                   </pic:nvPicPr>
                   <pic:blipFill>
-                    <a:blip r:embed="rId67"/>
+                    <a:blip r:embed="rId68"/>
                     <a:stretch>
                       <a:fillRect/>
                     </a:stretch>
@@ -6256,6 +6228,7 @@
       </w:pPr>
       <w:r>
         <w:rPr>
+          <w:noProof/>
           <w:lang w:val="es-CO"/>
         </w:rPr>
         <w:lastRenderedPageBreak/>
@@ -6275,7 +6248,7 @@
                     <pic:cNvPicPr/>
                   </pic:nvPicPr>
                   <pic:blipFill>
-                    <a:blip r:embed="rId68"/>
+                    <a:blip r:embed="rId69"/>
                     <a:stretch>
                       <a:fillRect/>
                     </a:stretch>
@@ -6306,37 +6279,7 @@
         <w:rPr>
           <w:lang w:val="es-CO"/>
         </w:rPr>
-        <w:t>Configur</w:t>
-      </w:r>
-      <w:r>
-        <w:rPr>
-          <w:lang w:val="es-CO"/>
-        </w:rPr>
-        <w:t>atio</w:t>
-      </w:r>
-      <w:r>
-        <w:rPr>
-          <w:lang w:val="es-CO"/>
-        </w:rPr>
-        <w:t>n</w:t>
-      </w:r>
-      <w:r>
-        <w:rPr>
-          <w:lang w:val="es-CO"/>
-        </w:rPr>
-        <w:t xml:space="preserve">(): </w:t>
-      </w:r>
-      <w:r>
-        <w:rPr>
-          <w:lang w:val="es-CO"/>
-        </w:rPr>
-        <w:t>String[</w:t>
-      </w:r>
-      <w:r>
-        <w:rPr>
-          <w:lang w:val="es-CO"/>
-        </w:rPr>
-        <w:t>]</w:t>
+        <w:t>Configuration(): String[]</w:t>
       </w:r>
     </w:p>
     <w:p>
@@ -6392,7 +6335,7 @@
                     <pic:cNvPicPr/>
                   </pic:nvPicPr>
                   <pic:blipFill>
-                    <a:blip r:embed="rId69"/>
+                    <a:blip r:embed="rId70"/>
                     <a:stretch>
                       <a:fillRect/>
                     </a:stretch>
@@ -6414,6 +6357,7 @@
       </w:r>
       <w:r>
         <w:rPr>
+          <w:noProof/>
           <w:lang w:val="es-CO"/>
         </w:rPr>
         <w:drawing>
@@ -6432,7 +6376,7 @@
                     <pic:cNvPicPr/>
                   </pic:nvPicPr>
                   <pic:blipFill>
-                    <a:blip r:embed="rId70"/>
+                    <a:blip r:embed="rId71"/>
                     <a:stretch>
                       <a:fillRect/>
                     </a:stretch>
@@ -6513,7 +6457,7 @@
                     <pic:cNvPicPr/>
                   </pic:nvPicPr>
                   <pic:blipFill>
-                    <a:blip r:embed="rId71"/>
+                    <a:blip r:embed="rId72"/>
                     <a:stretch>
                       <a:fillRect/>
                     </a:stretch>
@@ -6542,6 +6486,7 @@
       </w:pPr>
       <w:r>
         <w:rPr>
+          <w:noProof/>
           <w:lang w:val="es-CO"/>
         </w:rPr>
         <w:lastRenderedPageBreak/>
@@ -6561,7 +6506,7 @@
                     <pic:cNvPicPr/>
                   </pic:nvPicPr>
                   <pic:blipFill>
-                    <a:blip r:embed="rId72"/>
+                    <a:blip r:embed="rId73"/>
                     <a:stretch>
                       <a:fillRect/>
                     </a:stretch>
@@ -6609,23 +6554,27 @@
         </w:rPr>
       </w:pPr>
       <w:r>
+        <w:rPr>
+          <w:noProof/>
+        </w:rPr>
+        <w:lastRenderedPageBreak/>
         <w:drawing>
-          <wp:inline wp14:editId="1B70E438" wp14:anchorId="2231BCF7">
+          <wp:inline distT="0" distB="0" distL="0" distR="0" wp14:anchorId="2231BCF7" wp14:editId="1B70E438">
             <wp:extent cx="5612130" cy="4410710"/>
             <wp:effectExtent l="0" t="0" r="7620" b="8890"/>
             <wp:docPr id="1376452156" name="Imagen 1"/>
             <wp:cNvGraphicFramePr>
-              <a:graphicFrameLocks noChangeAspect="1"/>
+              <a:graphicFrameLocks xmlns:a="http://schemas.openxmlformats.org/drawingml/2006/main" noChangeAspect="1"/>
             </wp:cNvGraphicFramePr>
-            <a:graphic>
-              <a:graphicData xmlns:a="http://schemas.openxmlformats.org/drawingml/2006/main" uri="http://schemas.openxmlformats.org/drawingml/2006/picture">
+            <a:graphic xmlns:a="http://schemas.openxmlformats.org/drawingml/2006/main">
+              <a:graphicData uri="http://schemas.openxmlformats.org/drawingml/2006/picture">
                 <pic:pic xmlns:pic="http://schemas.openxmlformats.org/drawingml/2006/picture">
                   <pic:nvPicPr>
                     <pic:cNvPr id="1376452156" name=""/>
                     <pic:cNvPicPr/>
                   </pic:nvPicPr>
                   <pic:blipFill>
-                    <a:blip xmlns:r="http://schemas.openxmlformats.org/officeDocument/2006/relationships" r:embed="rId73"/>
+                    <a:blip r:embed="rId74"/>
                     <a:stretch>
                       <a:fillRect/>
                     </a:stretch>
@@ -6647,27 +6596,28 @@
       </w:r>
     </w:p>
     <w:p>
-      <w:pPr>
-        <w:pStyle w:val="Normal"/>
-      </w:pPr>
-      <w:r>
+      <w:r>
+        <w:rPr>
+          <w:noProof/>
+        </w:rPr>
+        <w:lastRenderedPageBreak/>
         <w:drawing>
-          <wp:inline wp14:editId="00D6817B" wp14:anchorId="094078D5">
+          <wp:inline distT="0" distB="0" distL="0" distR="0" wp14:anchorId="094078D5" wp14:editId="00D6817B">
             <wp:extent cx="5619750" cy="4400550"/>
             <wp:effectExtent l="0" t="0" r="0" b="0"/>
             <wp:docPr id="1145569918" name="drawing"/>
             <wp:cNvGraphicFramePr>
-              <a:graphicFrameLocks noChangeAspect="1"/>
+              <a:graphicFrameLocks xmlns:a="http://schemas.openxmlformats.org/drawingml/2006/main" noChangeAspect="1"/>
             </wp:cNvGraphicFramePr>
-            <a:graphic>
-              <a:graphicData xmlns:a="http://schemas.openxmlformats.org/drawingml/2006/main" uri="http://schemas.openxmlformats.org/drawingml/2006/picture">
+            <a:graphic xmlns:a="http://schemas.openxmlformats.org/drawingml/2006/main">
+              <a:graphicData uri="http://schemas.openxmlformats.org/drawingml/2006/picture">
                 <pic:pic xmlns:pic="http://schemas.openxmlformats.org/drawingml/2006/picture">
                   <pic:nvPicPr>
                     <pic:cNvPr id="1145569918" name="Picture 1145569918"/>
                     <pic:cNvPicPr/>
                   </pic:nvPicPr>
                   <pic:blipFill>
-                    <a:blip xmlns:r="http://schemas.openxmlformats.org/officeDocument/2006/relationships" r:embed="rId894013709">
+                    <a:blip r:embed="rId75">
                       <a:extLst>
                         <a:ext uri="{28A0092B-C50C-407E-A947-70E740481C1C}">
                           <a14:useLocalDpi xmlns:a14="http://schemas.microsoft.com/office/drawing/2010/main"/>
@@ -6694,27 +6644,11 @@
         </w:drawing>
       </w:r>
     </w:p>
-    <w:p>
-      <w:pPr>
-        <w:pStyle w:val="Normal"/>
-      </w:pPr>
-    </w:p>
-    <w:p>
-      <w:pPr>
-        <w:pStyle w:val="Normal"/>
-      </w:pPr>
-    </w:p>
-    <w:p>
-      <w:pPr>
-        <w:pStyle w:val="Normal"/>
-      </w:pPr>
-    </w:p>
-    <w:p>
-      <w:pPr>
-        <w:pStyle w:val="Normal"/>
-      </w:pPr>
-      <w:r>
-        <w:rPr/>
+    <w:p/>
+    <w:p/>
+    <w:p/>
+    <w:p>
+      <w:r>
         <w:t>Retrospectiva</w:t>
       </w:r>
     </w:p>
@@ -6723,334 +6657,118 @@
         <w:pStyle w:val="Prrafodelista"/>
         <w:numPr>
           <w:ilvl w:val="0"/>
-          <w:numId w:val="3"/>
+          <w:numId w:val="1"/>
         </w:numPr>
-        <w:spacing w:before="0" w:beforeAutospacing="off" w:after="0" w:afterAutospacing="off"/>
-        <w:rPr>
-          <w:rFonts w:ascii="Aptos" w:hAnsi="Aptos" w:eastAsia="Aptos" w:cs="Aptos"/>
-          <w:noProof w:val="0"/>
-          <w:sz w:val="24"/>
-          <w:szCs w:val="24"/>
+        <w:spacing w:after="0"/>
+        <w:rPr>
+          <w:rFonts w:ascii="Aptos" w:eastAsia="Aptos" w:hAnsi="Aptos" w:cs="Aptos"/>
           <w:lang w:val="en-US"/>
         </w:rPr>
       </w:pPr>
       <w:r>
         <w:rPr>
-          <w:rFonts w:ascii="Aptos" w:hAnsi="Aptos" w:eastAsia="Aptos" w:cs="Aptos"/>
-          <w:noProof w:val="0"/>
-          <w:sz w:val="24"/>
-          <w:szCs w:val="24"/>
+          <w:rFonts w:ascii="Aptos" w:eastAsia="Aptos" w:hAnsi="Aptos" w:cs="Aptos"/>
+        </w:rPr>
+        <w:t xml:space="preserve">¿Cuáles fueron los mini-ciclos definidos? </w:t>
+      </w:r>
+      <w:r>
+        <w:rPr>
+          <w:rFonts w:ascii="Aptos" w:eastAsia="Aptos" w:hAnsi="Aptos" w:cs="Aptos"/>
           <w:lang w:val="en-US"/>
         </w:rPr>
-        <w:t>¿Cuáles fueron los mini-ciclos definidos? Justifíquenlos.</w:t>
+        <w:t>Justifíquenlos.</w:t>
       </w:r>
     </w:p>
     <w:p>
       <w:pPr>
         <w:pStyle w:val="Prrafodelista"/>
-        <w:spacing w:before="0" w:beforeAutospacing="off" w:after="0" w:afterAutospacing="off"/>
-        <w:ind w:left="720"/>
-      </w:pPr>
-      <w:r>
-        <w:rPr>
-          <w:rFonts w:ascii="Aptos" w:hAnsi="Aptos" w:eastAsia="Aptos" w:cs="Aptos"/>
-          <w:noProof w:val="0"/>
-          <w:sz w:val="24"/>
-          <w:szCs w:val="24"/>
+        <w:spacing w:after="0"/>
+      </w:pPr>
+      <w:r>
+        <w:rPr>
+          <w:rFonts w:ascii="Aptos" w:eastAsia="Aptos" w:hAnsi="Aptos" w:cs="Aptos"/>
           <w:lang w:val="es-ES"/>
         </w:rPr>
         <w:t xml:space="preserve">MiniCiclo1: se fue pensando y realizando pruebas, y de seguido pensamos en </w:t>
       </w:r>
       <w:r>
         <w:rPr>
-          <w:rFonts w:ascii="Aptos" w:hAnsi="Aptos" w:eastAsia="Aptos" w:cs="Aptos"/>
-          <w:noProof w:val="0"/>
-          <w:sz w:val="24"/>
-          <w:szCs w:val="24"/>
+          <w:rFonts w:ascii="Aptos" w:eastAsia="Aptos" w:hAnsi="Aptos" w:cs="Aptos"/>
           <w:lang w:val="es-ES"/>
         </w:rPr>
         <w:t>cómo</w:t>
       </w:r>
       <w:r>
         <w:rPr>
-          <w:rFonts w:ascii="Aptos" w:hAnsi="Aptos" w:eastAsia="Aptos" w:cs="Aptos"/>
-          <w:noProof w:val="0"/>
-          <w:sz w:val="24"/>
-          <w:szCs w:val="24"/>
+          <w:rFonts w:ascii="Aptos" w:eastAsia="Aptos" w:hAnsi="Aptos" w:cs="Aptos"/>
           <w:lang w:val="es-ES"/>
         </w:rPr>
-        <w:t xml:space="preserve"> hacer el </w:t>
-      </w:r>
-      <w:r>
-        <w:rPr>
-          <w:rFonts w:ascii="Aptos" w:hAnsi="Aptos" w:eastAsia="Aptos" w:cs="Aptos"/>
-          <w:noProof w:val="0"/>
-          <w:sz w:val="24"/>
-          <w:szCs w:val="24"/>
+        <w:t xml:space="preserve"> hacer el metodo basado en las pruebas que habiamos construido</w:t>
+      </w:r>
+    </w:p>
+    <w:p>
+      <w:pPr>
+        <w:pStyle w:val="Prrafodelista"/>
+        <w:spacing w:after="0"/>
+      </w:pPr>
+      <w:r>
+        <w:rPr>
+          <w:rFonts w:ascii="Aptos" w:eastAsia="Aptos" w:hAnsi="Aptos" w:cs="Aptos"/>
           <w:lang w:val="es-ES"/>
         </w:rPr>
-        <w:t>metodo</w:t>
-      </w:r>
-      <w:r>
-        <w:rPr>
-          <w:rFonts w:ascii="Aptos" w:hAnsi="Aptos" w:eastAsia="Aptos" w:cs="Aptos"/>
-          <w:noProof w:val="0"/>
-          <w:sz w:val="24"/>
-          <w:szCs w:val="24"/>
+        <w:t>MiniCiclo2: se fueron pensando las pruebas y realizamos los metodos</w:t>
+      </w:r>
+      <w:r>
+        <w:rPr>
+          <w:rFonts w:ascii="Aptos" w:eastAsia="Aptos" w:hAnsi="Aptos" w:cs="Aptos"/>
           <w:lang w:val="es-ES"/>
         </w:rPr>
-        <w:t xml:space="preserve"> basado en las pruebas que </w:t>
-      </w:r>
-      <w:r>
-        <w:rPr>
-          <w:rFonts w:ascii="Aptos" w:hAnsi="Aptos" w:eastAsia="Aptos" w:cs="Aptos"/>
-          <w:noProof w:val="0"/>
-          <w:sz w:val="24"/>
-          <w:szCs w:val="24"/>
+        <w:t xml:space="preserve"> lock y unlock</w:t>
+      </w:r>
+      <w:r>
+        <w:rPr>
+          <w:rFonts w:ascii="Aptos" w:eastAsia="Aptos" w:hAnsi="Aptos" w:cs="Aptos"/>
           <w:lang w:val="es-ES"/>
         </w:rPr>
-        <w:t>habiamos</w:t>
-      </w:r>
-      <w:r>
-        <w:rPr>
-          <w:rFonts w:ascii="Aptos" w:hAnsi="Aptos" w:eastAsia="Aptos" w:cs="Aptos"/>
-          <w:noProof w:val="0"/>
-          <w:sz w:val="24"/>
-          <w:szCs w:val="24"/>
+        <w:t>, pero debimos modificar ciertas partes de código en la clase Wheel, definir nuevas cosas</w:t>
+      </w:r>
+    </w:p>
+    <w:p>
+      <w:pPr>
+        <w:pStyle w:val="Prrafodelista"/>
+        <w:spacing w:after="0"/>
+        <w:rPr>
+          <w:rFonts w:ascii="Aptos" w:eastAsia="Aptos" w:hAnsi="Aptos" w:cs="Aptos"/>
           <w:lang w:val="es-ES"/>
         </w:rPr>
-        <w:t xml:space="preserve"> construido</w:t>
-      </w:r>
-    </w:p>
-    <w:p>
-      <w:pPr>
-        <w:pStyle w:val="Prrafodelista"/>
-        <w:spacing w:before="0" w:beforeAutospacing="off" w:after="0" w:afterAutospacing="off"/>
-        <w:ind w:left="720"/>
-      </w:pPr>
-      <w:r>
-        <w:rPr>
-          <w:rFonts w:ascii="Aptos" w:hAnsi="Aptos" w:eastAsia="Aptos" w:cs="Aptos"/>
-          <w:noProof w:val="0"/>
-          <w:sz w:val="24"/>
-          <w:szCs w:val="24"/>
+      </w:pPr>
+      <w:r>
+        <w:rPr>
+          <w:rFonts w:ascii="Aptos" w:eastAsia="Aptos" w:hAnsi="Aptos" w:cs="Aptos"/>
           <w:lang w:val="es-ES"/>
         </w:rPr>
-        <w:t xml:space="preserve">MiniCiclo2: se fueron pensando las pruebas y realizamos los </w:t>
-      </w:r>
-      <w:r>
-        <w:rPr>
-          <w:rFonts w:ascii="Aptos" w:hAnsi="Aptos" w:eastAsia="Aptos" w:cs="Aptos"/>
-          <w:noProof w:val="0"/>
-          <w:sz w:val="24"/>
-          <w:szCs w:val="24"/>
+        <w:t>MiniCiclo</w:t>
+      </w:r>
+      <w:r>
+        <w:rPr>
+          <w:rFonts w:ascii="Aptos" w:eastAsia="Aptos" w:hAnsi="Aptos" w:cs="Aptos"/>
           <w:lang w:val="es-ES"/>
         </w:rPr>
-        <w:t>metodos</w:t>
-      </w:r>
-      <w:r>
-        <w:rPr>
-          <w:rFonts w:ascii="Aptos" w:hAnsi="Aptos" w:eastAsia="Aptos" w:cs="Aptos"/>
-          <w:noProof w:val="0"/>
-          <w:sz w:val="24"/>
-          <w:szCs w:val="24"/>
+        <w:t>3</w:t>
+      </w:r>
+      <w:r>
+        <w:rPr>
+          <w:rFonts w:ascii="Aptos" w:eastAsia="Aptos" w:hAnsi="Aptos" w:cs="Aptos"/>
           <w:lang w:val="es-ES"/>
         </w:rPr>
-        <w:t xml:space="preserve"> lock y unlock</w:t>
-      </w:r>
-      <w:r>
-        <w:rPr>
-          <w:rFonts w:ascii="Aptos" w:hAnsi="Aptos" w:eastAsia="Aptos" w:cs="Aptos"/>
-          <w:noProof w:val="0"/>
-          <w:sz w:val="24"/>
-          <w:szCs w:val="24"/>
+        <w:t xml:space="preserve">: definimos pruebas </w:t>
+      </w:r>
+      <w:r>
+        <w:rPr>
+          <w:rFonts w:ascii="Aptos" w:eastAsia="Aptos" w:hAnsi="Aptos" w:cs="Aptos"/>
           <w:lang w:val="es-ES"/>
         </w:rPr>
-        <w:t>, pero debimos modificar ciertas partes de código en la clase Wheel, definir nuevas cosas</w:t>
-      </w:r>
-    </w:p>
-    <w:p>
-      <w:pPr>
-        <w:pStyle w:val="Prrafodelista"/>
-        <w:spacing w:before="0" w:beforeAutospacing="off" w:after="0" w:afterAutospacing="off"/>
-        <w:ind w:left="720"/>
-        <w:rPr>
-          <w:rFonts w:ascii="Aptos" w:hAnsi="Aptos" w:eastAsia="Aptos" w:cs="Aptos"/>
-          <w:noProof w:val="0"/>
-          <w:sz w:val="24"/>
-          <w:szCs w:val="24"/>
-          <w:lang w:val="es-ES"/>
-        </w:rPr>
-      </w:pPr>
-      <w:r>
-        <w:rPr>
-          <w:rFonts w:ascii="Aptos" w:hAnsi="Aptos" w:eastAsia="Aptos" w:cs="Aptos"/>
-          <w:noProof w:val="0"/>
-          <w:sz w:val="24"/>
-          <w:szCs w:val="24"/>
-          <w:lang w:val="es-ES"/>
-        </w:rPr>
-        <w:t xml:space="preserve">MiniCiclo2: definimos pruebas </w:t>
-      </w:r>
-      <w:r>
-        <w:rPr>
-          <w:rFonts w:ascii="Aptos" w:hAnsi="Aptos" w:eastAsia="Aptos" w:cs="Aptos"/>
-          <w:noProof w:val="0"/>
-          <w:sz w:val="24"/>
-          <w:szCs w:val="24"/>
-          <w:lang w:val="es-ES"/>
-        </w:rPr>
-        <w:t xml:space="preserve">y realizamos los </w:t>
-      </w:r>
-      <w:r>
-        <w:rPr>
-          <w:rFonts w:ascii="Aptos" w:hAnsi="Aptos" w:eastAsia="Aptos" w:cs="Aptos"/>
-          <w:noProof w:val="0"/>
-          <w:sz w:val="24"/>
-          <w:szCs w:val="24"/>
-          <w:lang w:val="es-ES"/>
-        </w:rPr>
-        <w:t>metodos</w:t>
-      </w:r>
-      <w:r>
-        <w:rPr>
-          <w:rFonts w:ascii="Aptos" w:hAnsi="Aptos" w:eastAsia="Aptos" w:cs="Aptos"/>
-          <w:noProof w:val="0"/>
-          <w:sz w:val="24"/>
-          <w:szCs w:val="24"/>
-          <w:lang w:val="es-ES"/>
-        </w:rPr>
-        <w:t xml:space="preserve"> </w:t>
-      </w:r>
-      <w:r>
-        <w:rPr>
-          <w:rFonts w:ascii="Aptos" w:hAnsi="Aptos" w:eastAsia="Aptos" w:cs="Aptos"/>
-          <w:noProof w:val="0"/>
-          <w:sz w:val="24"/>
-          <w:szCs w:val="24"/>
-          <w:lang w:val="es-ES"/>
-        </w:rPr>
-        <w:t>spin(</w:t>
-      </w:r>
-      <w:r>
-        <w:rPr>
-          <w:rFonts w:ascii="Aptos" w:hAnsi="Aptos" w:eastAsia="Aptos" w:cs="Aptos"/>
-          <w:noProof w:val="0"/>
-          <w:sz w:val="24"/>
-          <w:szCs w:val="24"/>
-          <w:lang w:val="es-ES"/>
-        </w:rPr>
-        <w:t>wheel</w:t>
-      </w:r>
-      <w:r>
-        <w:rPr>
-          <w:rFonts w:ascii="Aptos" w:hAnsi="Aptos" w:eastAsia="Aptos" w:cs="Aptos"/>
-          <w:noProof w:val="0"/>
-          <w:sz w:val="24"/>
-          <w:szCs w:val="24"/>
-          <w:lang w:val="es-ES"/>
-        </w:rPr>
-        <w:t xml:space="preserve">: </w:t>
-      </w:r>
-      <w:r>
-        <w:rPr>
-          <w:rFonts w:ascii="Aptos" w:hAnsi="Aptos" w:eastAsia="Aptos" w:cs="Aptos"/>
-          <w:noProof w:val="0"/>
-          <w:sz w:val="24"/>
-          <w:szCs w:val="24"/>
-          <w:lang w:val="es-ES"/>
-        </w:rPr>
-        <w:t>int</w:t>
-      </w:r>
-      <w:r>
-        <w:rPr>
-          <w:rFonts w:ascii="Aptos" w:hAnsi="Aptos" w:eastAsia="Aptos" w:cs="Aptos"/>
-          <w:noProof w:val="0"/>
-          <w:sz w:val="24"/>
-          <w:szCs w:val="24"/>
-          <w:lang w:val="es-ES"/>
-        </w:rPr>
-        <w:t xml:space="preserve">, </w:t>
-      </w:r>
-      <w:r>
-        <w:rPr>
-          <w:rFonts w:ascii="Aptos" w:hAnsi="Aptos" w:eastAsia="Aptos" w:cs="Aptos"/>
-          <w:noProof w:val="0"/>
-          <w:sz w:val="24"/>
-          <w:szCs w:val="24"/>
-          <w:lang w:val="es-ES"/>
-        </w:rPr>
-        <w:t>steps</w:t>
-      </w:r>
-      <w:r>
-        <w:rPr>
-          <w:rFonts w:ascii="Aptos" w:hAnsi="Aptos" w:eastAsia="Aptos" w:cs="Aptos"/>
-          <w:noProof w:val="0"/>
-          <w:sz w:val="24"/>
-          <w:szCs w:val="24"/>
-          <w:lang w:val="es-ES"/>
-        </w:rPr>
-        <w:t xml:space="preserve"> : </w:t>
-      </w:r>
-      <w:r>
-        <w:rPr>
-          <w:rFonts w:ascii="Aptos" w:hAnsi="Aptos" w:eastAsia="Aptos" w:cs="Aptos"/>
-          <w:noProof w:val="0"/>
-          <w:sz w:val="24"/>
-          <w:szCs w:val="24"/>
-          <w:lang w:val="es-ES"/>
-        </w:rPr>
-        <w:t>int</w:t>
-      </w:r>
-      <w:r>
-        <w:rPr>
-          <w:rFonts w:ascii="Aptos" w:hAnsi="Aptos" w:eastAsia="Aptos" w:cs="Aptos"/>
-          <w:noProof w:val="0"/>
-          <w:sz w:val="24"/>
-          <w:szCs w:val="24"/>
-          <w:lang w:val="es-ES"/>
-        </w:rPr>
-        <w:t xml:space="preserve">) y  </w:t>
-      </w:r>
-      <w:r>
-        <w:rPr>
-          <w:rFonts w:ascii="Aptos" w:hAnsi="Aptos" w:eastAsia="Aptos" w:cs="Aptos"/>
-          <w:noProof w:val="0"/>
-          <w:sz w:val="24"/>
-          <w:szCs w:val="24"/>
-          <w:lang w:val="es-ES"/>
-        </w:rPr>
-        <w:t>spint</w:t>
-      </w:r>
-      <w:r>
-        <w:rPr>
-          <w:rFonts w:ascii="Aptos" w:hAnsi="Aptos" w:eastAsia="Aptos" w:cs="Aptos"/>
-          <w:noProof w:val="0"/>
-          <w:sz w:val="24"/>
-          <w:szCs w:val="24"/>
-          <w:lang w:val="es-ES"/>
-        </w:rPr>
-        <w:t xml:space="preserve"> ( </w:t>
-      </w:r>
-      <w:r>
-        <w:rPr>
-          <w:rFonts w:ascii="Aptos" w:hAnsi="Aptos" w:eastAsia="Aptos" w:cs="Aptos"/>
-          <w:noProof w:val="0"/>
-          <w:sz w:val="24"/>
-          <w:szCs w:val="24"/>
-          <w:lang w:val="es-ES"/>
-        </w:rPr>
-        <w:t>setSymbols</w:t>
-      </w:r>
-      <w:r>
-        <w:rPr>
-          <w:rFonts w:ascii="Aptos" w:hAnsi="Aptos" w:eastAsia="Aptos" w:cs="Aptos"/>
-          <w:noProof w:val="0"/>
-          <w:sz w:val="24"/>
-          <w:szCs w:val="24"/>
-          <w:lang w:val="es-ES"/>
-        </w:rPr>
-        <w:t>: String[])</w:t>
+        <w:t>y realizamos los metodos spin(wheel: int, steps : int) y  spint ( setSymbols: String[])</w:t>
       </w:r>
     </w:p>
     <w:p>
@@ -7058,76 +6776,47 @@
         <w:pStyle w:val="Prrafodelista"/>
         <w:numPr>
           <w:ilvl w:val="0"/>
-          <w:numId w:val="3"/>
+          <w:numId w:val="1"/>
         </w:numPr>
-        <w:spacing w:before="0" w:beforeAutospacing="off" w:after="0" w:afterAutospacing="off"/>
-        <w:rPr>
-          <w:rFonts w:ascii="Aptos" w:hAnsi="Aptos" w:eastAsia="Aptos" w:cs="Aptos"/>
-          <w:noProof w:val="0"/>
-          <w:sz w:val="24"/>
-          <w:szCs w:val="24"/>
+        <w:spacing w:after="0"/>
+        <w:rPr>
+          <w:rFonts w:ascii="Aptos" w:eastAsia="Aptos" w:hAnsi="Aptos" w:cs="Aptos"/>
           <w:lang w:val="en-US"/>
         </w:rPr>
       </w:pPr>
       <w:r>
         <w:rPr>
-          <w:rFonts w:ascii="Aptos" w:hAnsi="Aptos" w:eastAsia="Aptos" w:cs="Aptos"/>
-          <w:noProof w:val="0"/>
-          <w:sz w:val="24"/>
-          <w:szCs w:val="24"/>
+          <w:rFonts w:ascii="Aptos" w:eastAsia="Aptos" w:hAnsi="Aptos" w:cs="Aptos"/>
+        </w:rPr>
+        <w:t xml:space="preserve">¿Cuál es el estado actual del proyecto en términos de mini-ciclos? </w:t>
+      </w:r>
+      <w:r>
+        <w:rPr>
+          <w:rFonts w:ascii="Aptos" w:eastAsia="Aptos" w:hAnsi="Aptos" w:cs="Aptos"/>
           <w:lang w:val="en-US"/>
         </w:rPr>
-        <w:t>¿Cuál es el estado actual del proyecto en términos de mini-ciclos? ¿por qué?</w:t>
+        <w:t>¿por qué?</w:t>
       </w:r>
     </w:p>
     <w:p>
       <w:pPr>
         <w:pStyle w:val="Prrafodelista"/>
-        <w:spacing w:before="0" w:beforeAutospacing="off" w:after="0" w:afterAutospacing="off"/>
-        <w:ind w:left="720"/>
-      </w:pPr>
-      <w:r>
-        <w:rPr>
-          <w:rFonts w:ascii="Aptos" w:hAnsi="Aptos" w:eastAsia="Aptos" w:cs="Aptos"/>
-          <w:noProof w:val="0"/>
-          <w:sz w:val="24"/>
-          <w:szCs w:val="24"/>
+        <w:spacing w:after="0"/>
+      </w:pPr>
+      <w:r>
+        <w:rPr>
+          <w:rFonts w:ascii="Aptos" w:eastAsia="Aptos" w:hAnsi="Aptos" w:cs="Aptos"/>
           <w:lang w:val="es-ES"/>
         </w:rPr>
-        <w:t xml:space="preserve">El estado es finalizado, logramos realizar los </w:t>
-      </w:r>
-      <w:r>
-        <w:rPr>
-          <w:rFonts w:ascii="Aptos" w:hAnsi="Aptos" w:eastAsia="Aptos" w:cs="Aptos"/>
-          <w:noProof w:val="0"/>
-          <w:sz w:val="24"/>
-          <w:szCs w:val="24"/>
-          <w:lang w:val="es-ES"/>
-        </w:rPr>
-        <w:t>miniCiclos</w:t>
-      </w:r>
-      <w:r>
-        <w:rPr>
-          <w:rFonts w:ascii="Aptos" w:hAnsi="Aptos" w:eastAsia="Aptos" w:cs="Aptos"/>
-          <w:noProof w:val="0"/>
-          <w:sz w:val="24"/>
-          <w:szCs w:val="24"/>
-          <w:lang w:val="es-ES"/>
-        </w:rPr>
-        <w:t xml:space="preserve"> correctamente y pudimos realizar este segundo ciclo de manera correcta.</w:t>
+        <w:t>El estado es finalizado, logramos realizar los miniCiclos correctamente y pudimos realizar este segundo ciclo de manera correcta.</w:t>
       </w:r>
     </w:p>
     <w:p>
       <w:pPr>
         <w:pStyle w:val="Prrafodelista"/>
-        <w:spacing w:before="0" w:beforeAutospacing="off" w:after="0" w:afterAutospacing="off"/>
-        <w:ind w:left="720"/>
-        <w:rPr>
-          <w:rFonts w:ascii="Aptos" w:hAnsi="Aptos" w:eastAsia="Aptos" w:cs="Aptos"/>
-          <w:noProof w:val="0"/>
-          <w:sz w:val="24"/>
-          <w:szCs w:val="24"/>
-          <w:lang w:val="en-US"/>
+        <w:spacing w:after="0"/>
+        <w:rPr>
+          <w:rFonts w:ascii="Aptos" w:eastAsia="Aptos" w:hAnsi="Aptos" w:cs="Aptos"/>
         </w:rPr>
       </w:pPr>
     </w:p>
@@ -7136,136 +6825,52 @@
         <w:pStyle w:val="Prrafodelista"/>
         <w:numPr>
           <w:ilvl w:val="0"/>
-          <w:numId w:val="3"/>
+          <w:numId w:val="1"/>
         </w:numPr>
-        <w:spacing w:before="0" w:beforeAutospacing="off" w:after="0" w:afterAutospacing="off"/>
-        <w:rPr>
-          <w:rFonts w:ascii="Aptos" w:hAnsi="Aptos" w:eastAsia="Aptos" w:cs="Aptos"/>
-          <w:noProof w:val="0"/>
-          <w:sz w:val="24"/>
-          <w:szCs w:val="24"/>
+        <w:spacing w:after="0"/>
+        <w:rPr>
+          <w:rFonts w:ascii="Aptos" w:eastAsia="Aptos" w:hAnsi="Aptos" w:cs="Aptos"/>
           <w:lang w:val="en-US"/>
         </w:rPr>
       </w:pPr>
       <w:r>
         <w:rPr>
-          <w:rFonts w:ascii="Aptos" w:hAnsi="Aptos" w:eastAsia="Aptos" w:cs="Aptos"/>
-          <w:noProof w:val="0"/>
-          <w:sz w:val="24"/>
-          <w:szCs w:val="24"/>
+          <w:rFonts w:ascii="Aptos" w:eastAsia="Aptos" w:hAnsi="Aptos" w:cs="Aptos"/>
+        </w:rPr>
+        <w:t xml:space="preserve">¿Cuál fue el tiempo total invertido por cada uno de ustedes? </w:t>
+      </w:r>
+      <w:r>
+        <w:rPr>
+          <w:rFonts w:ascii="Aptos" w:eastAsia="Aptos" w:hAnsi="Aptos" w:cs="Aptos"/>
           <w:lang w:val="en-US"/>
         </w:rPr>
-        <w:t>¿Cuál fue el tiempo total invertido por cada uno de ustedes? (Horas/Hombre)</w:t>
+        <w:t>(Horas/Hombre)</w:t>
       </w:r>
     </w:p>
     <w:p>
       <w:pPr>
         <w:pStyle w:val="Prrafodelista"/>
-        <w:spacing w:before="0" w:beforeAutospacing="off" w:after="0" w:afterAutospacing="off"/>
-        <w:ind w:left="720"/>
-      </w:pPr>
-      <w:r>
-        <w:rPr>
-          <w:rFonts w:ascii="Aptos" w:hAnsi="Aptos" w:eastAsia="Aptos" w:cs="Aptos"/>
-          <w:noProof w:val="0"/>
-          <w:sz w:val="24"/>
-          <w:szCs w:val="24"/>
-          <w:lang w:val="en-US"/>
-        </w:rPr>
-        <w:t xml:space="preserve">Por </w:t>
-      </w:r>
-      <w:r>
-        <w:rPr>
-          <w:rFonts w:ascii="Aptos" w:hAnsi="Aptos" w:eastAsia="Aptos" w:cs="Aptos"/>
-          <w:noProof w:val="0"/>
-          <w:sz w:val="24"/>
-          <w:szCs w:val="24"/>
-          <w:lang w:val="en-US"/>
-        </w:rPr>
-        <w:t>parte</w:t>
-      </w:r>
-      <w:r>
-        <w:rPr>
-          <w:rFonts w:ascii="Aptos" w:hAnsi="Aptos" w:eastAsia="Aptos" w:cs="Aptos"/>
-          <w:noProof w:val="0"/>
-          <w:sz w:val="24"/>
-          <w:szCs w:val="24"/>
-          <w:lang w:val="en-US"/>
-        </w:rPr>
-        <w:t xml:space="preserve"> de ambos, el </w:t>
-      </w:r>
-      <w:r>
-        <w:rPr>
-          <w:rFonts w:ascii="Aptos" w:hAnsi="Aptos" w:eastAsia="Aptos" w:cs="Aptos"/>
-          <w:noProof w:val="0"/>
-          <w:sz w:val="24"/>
-          <w:szCs w:val="24"/>
-          <w:lang w:val="en-US"/>
-        </w:rPr>
-        <w:t>tiempo</w:t>
-      </w:r>
-      <w:r>
-        <w:rPr>
-          <w:rFonts w:ascii="Aptos" w:hAnsi="Aptos" w:eastAsia="Aptos" w:cs="Aptos"/>
-          <w:noProof w:val="0"/>
-          <w:sz w:val="24"/>
-          <w:szCs w:val="24"/>
-          <w:lang w:val="en-US"/>
-        </w:rPr>
-        <w:t xml:space="preserve"> </w:t>
-      </w:r>
-      <w:r>
-        <w:rPr>
-          <w:rFonts w:ascii="Aptos" w:hAnsi="Aptos" w:eastAsia="Aptos" w:cs="Aptos"/>
-          <w:noProof w:val="0"/>
-          <w:sz w:val="24"/>
-          <w:szCs w:val="24"/>
-          <w:lang w:val="en-US"/>
-        </w:rPr>
-        <w:t>invertido</w:t>
-      </w:r>
-      <w:r>
-        <w:rPr>
-          <w:rFonts w:ascii="Aptos" w:hAnsi="Aptos" w:eastAsia="Aptos" w:cs="Aptos"/>
-          <w:noProof w:val="0"/>
-          <w:sz w:val="24"/>
-          <w:szCs w:val="24"/>
-          <w:lang w:val="en-US"/>
-        </w:rPr>
-        <w:t xml:space="preserve"> </w:t>
-      </w:r>
-      <w:r>
-        <w:rPr>
-          <w:rFonts w:ascii="Aptos" w:hAnsi="Aptos" w:eastAsia="Aptos" w:cs="Aptos"/>
-          <w:noProof w:val="0"/>
-          <w:sz w:val="24"/>
-          <w:szCs w:val="24"/>
-          <w:lang w:val="en-US"/>
-        </w:rPr>
-        <w:t>fue</w:t>
-      </w:r>
-      <w:r>
-        <w:rPr>
-          <w:rFonts w:ascii="Aptos" w:hAnsi="Aptos" w:eastAsia="Aptos" w:cs="Aptos"/>
-          <w:noProof w:val="0"/>
-          <w:sz w:val="24"/>
-          <w:szCs w:val="24"/>
-          <w:lang w:val="en-US"/>
-        </w:rPr>
-        <w:t xml:space="preserve"> de 6 horas</w:t>
+        <w:spacing w:after="0"/>
+      </w:pPr>
+      <w:r>
+        <w:rPr>
+          <w:rFonts w:ascii="Aptos" w:eastAsia="Aptos" w:hAnsi="Aptos" w:cs="Aptos"/>
+        </w:rPr>
+        <w:t xml:space="preserve">Por parte de </w:t>
+      </w:r>
+      <w:r>
+        <w:rPr>
+          <w:rFonts w:ascii="Aptos" w:eastAsia="Aptos" w:hAnsi="Aptos" w:cs="Aptos"/>
+        </w:rPr>
+        <w:t>cada uno, el tiempo invertido fueron 20 horas.</w:t>
       </w:r>
     </w:p>
     <w:p>
       <w:pPr>
         <w:pStyle w:val="Prrafodelista"/>
-        <w:spacing w:before="0" w:beforeAutospacing="off" w:after="0" w:afterAutospacing="off"/>
-        <w:ind w:left="720"/>
-        <w:rPr>
-          <w:rFonts w:ascii="Aptos" w:hAnsi="Aptos" w:eastAsia="Aptos" w:cs="Aptos"/>
-          <w:noProof w:val="0"/>
-          <w:sz w:val="24"/>
-          <w:szCs w:val="24"/>
-          <w:lang w:val="en-US"/>
+        <w:spacing w:after="0"/>
+        <w:rPr>
+          <w:rFonts w:ascii="Aptos" w:eastAsia="Aptos" w:hAnsi="Aptos" w:cs="Aptos"/>
         </w:rPr>
       </w:pPr>
     </w:p>
@@ -7274,116 +6879,47 @@
         <w:pStyle w:val="Prrafodelista"/>
         <w:numPr>
           <w:ilvl w:val="0"/>
-          <w:numId w:val="3"/>
+          <w:numId w:val="1"/>
         </w:numPr>
-        <w:spacing w:before="0" w:beforeAutospacing="off" w:after="0" w:afterAutospacing="off"/>
-        <w:rPr>
-          <w:rFonts w:ascii="Aptos" w:hAnsi="Aptos" w:eastAsia="Aptos" w:cs="Aptos"/>
-          <w:noProof w:val="0"/>
-          <w:sz w:val="24"/>
-          <w:szCs w:val="24"/>
+        <w:spacing w:after="0"/>
+        <w:rPr>
+          <w:rFonts w:ascii="Aptos" w:eastAsia="Aptos" w:hAnsi="Aptos" w:cs="Aptos"/>
           <w:lang w:val="en-US"/>
         </w:rPr>
       </w:pPr>
       <w:r>
         <w:rPr>
-          <w:rFonts w:ascii="Aptos" w:hAnsi="Aptos" w:eastAsia="Aptos" w:cs="Aptos"/>
-          <w:noProof w:val="0"/>
-          <w:sz w:val="24"/>
-          <w:szCs w:val="24"/>
+          <w:rFonts w:ascii="Aptos" w:eastAsia="Aptos" w:hAnsi="Aptos" w:cs="Aptos"/>
+        </w:rPr>
+        <w:t xml:space="preserve">¿Cuál consideran fue el mayor logro? </w:t>
+      </w:r>
+      <w:r>
+        <w:rPr>
+          <w:rFonts w:ascii="Aptos" w:eastAsia="Aptos" w:hAnsi="Aptos" w:cs="Aptos"/>
           <w:lang w:val="en-US"/>
         </w:rPr>
-        <w:t>¿Cuál consideran fue el mayor logro? ¿Por qué?</w:t>
+        <w:t>¿Por qué?</w:t>
       </w:r>
     </w:p>
     <w:p>
       <w:pPr>
         <w:pStyle w:val="Prrafodelista"/>
-        <w:spacing w:before="0" w:beforeAutospacing="off" w:after="0" w:afterAutospacing="off"/>
-        <w:ind w:left="720"/>
-      </w:pPr>
-      <w:r>
-        <w:rPr>
-          <w:rFonts w:ascii="Aptos" w:hAnsi="Aptos" w:eastAsia="Aptos" w:cs="Aptos"/>
-          <w:noProof w:val="0"/>
-          <w:sz w:val="24"/>
-          <w:szCs w:val="24"/>
+        <w:spacing w:after="0"/>
+      </w:pPr>
+      <w:r>
+        <w:rPr>
+          <w:rFonts w:ascii="Aptos" w:eastAsia="Aptos" w:hAnsi="Aptos" w:cs="Aptos"/>
           <w:lang w:val="es-ES"/>
         </w:rPr>
-        <w:t xml:space="preserve">El mayor logro fue haber definido unas correctas pruebas, </w:t>
-      </w:r>
-      <w:r>
-        <w:rPr>
-          <w:rFonts w:ascii="Aptos" w:hAnsi="Aptos" w:eastAsia="Aptos" w:cs="Aptos"/>
-          <w:noProof w:val="0"/>
-          <w:sz w:val="24"/>
-          <w:szCs w:val="24"/>
-          <w:lang w:val="es-ES"/>
-        </w:rPr>
-        <w:t>ya que</w:t>
-      </w:r>
-      <w:r>
-        <w:rPr>
-          <w:rFonts w:ascii="Aptos" w:hAnsi="Aptos" w:eastAsia="Aptos" w:cs="Aptos"/>
-          <w:noProof w:val="0"/>
-          <w:sz w:val="24"/>
-          <w:szCs w:val="24"/>
-          <w:lang w:val="es-ES"/>
-        </w:rPr>
-        <w:t xml:space="preserve"> con esto, se basa toda la lógica de los </w:t>
-      </w:r>
-      <w:r>
-        <w:rPr>
-          <w:rFonts w:ascii="Aptos" w:hAnsi="Aptos" w:eastAsia="Aptos" w:cs="Aptos"/>
-          <w:noProof w:val="0"/>
-          <w:sz w:val="24"/>
-          <w:szCs w:val="24"/>
-          <w:lang w:val="es-ES"/>
-        </w:rPr>
-        <w:t>métodos</w:t>
-      </w:r>
-      <w:r>
-        <w:rPr>
-          <w:rFonts w:ascii="Aptos" w:hAnsi="Aptos" w:eastAsia="Aptos" w:cs="Aptos"/>
-          <w:noProof w:val="0"/>
-          <w:sz w:val="24"/>
-          <w:szCs w:val="24"/>
-          <w:lang w:val="es-ES"/>
-        </w:rPr>
-        <w:t xml:space="preserve"> </w:t>
-      </w:r>
-      <w:r>
-        <w:rPr>
-          <w:rFonts w:ascii="Aptos" w:hAnsi="Aptos" w:eastAsia="Aptos" w:cs="Aptos"/>
-          <w:noProof w:val="0"/>
-          <w:sz w:val="24"/>
-          <w:szCs w:val="24"/>
-          <w:lang w:val="es-ES"/>
-        </w:rPr>
-        <w:t>implementados</w:t>
-      </w:r>
-      <w:r>
-        <w:rPr>
-          <w:rFonts w:ascii="Aptos" w:hAnsi="Aptos" w:eastAsia="Aptos" w:cs="Aptos"/>
-          <w:noProof w:val="0"/>
-          <w:sz w:val="24"/>
-          <w:szCs w:val="24"/>
-          <w:lang w:val="es-ES"/>
-        </w:rPr>
-        <w:t xml:space="preserve"> en este segundo ciclo del proyecto</w:t>
+        <w:t>El mayor logro fue haber definido unas correctas pruebas, ya que con esto, se basa toda la lógica de los métodos implementados en este segundo ciclo del proyecto</w:t>
       </w:r>
     </w:p>
     <w:p>
       <w:pPr>
         <w:pStyle w:val="Prrafodelista"/>
-        <w:spacing w:before="0" w:beforeAutospacing="off" w:after="0" w:afterAutospacing="off"/>
-        <w:ind w:left="720"/>
-        <w:rPr>
-          <w:rFonts w:ascii="Aptos" w:hAnsi="Aptos" w:eastAsia="Aptos" w:cs="Aptos"/>
-          <w:noProof w:val="0"/>
-          <w:sz w:val="24"/>
-          <w:szCs w:val="24"/>
-          <w:lang w:val="en-US"/>
+        <w:spacing w:after="0"/>
+        <w:rPr>
+          <w:rFonts w:ascii="Aptos" w:eastAsia="Aptos" w:hAnsi="Aptos" w:cs="Aptos"/>
         </w:rPr>
       </w:pPr>
     </w:p>
@@ -7392,40 +6928,36 @@
         <w:pStyle w:val="Prrafodelista"/>
         <w:numPr>
           <w:ilvl w:val="0"/>
-          <w:numId w:val="3"/>
+          <w:numId w:val="1"/>
         </w:numPr>
-        <w:spacing w:before="0" w:beforeAutospacing="off" w:after="0" w:afterAutospacing="off"/>
-        <w:rPr>
-          <w:rFonts w:ascii="Aptos" w:hAnsi="Aptos" w:eastAsia="Aptos" w:cs="Aptos"/>
-          <w:noProof w:val="0"/>
-          <w:sz w:val="24"/>
-          <w:szCs w:val="24"/>
+        <w:spacing w:after="0"/>
+        <w:rPr>
+          <w:rFonts w:ascii="Aptos" w:eastAsia="Aptos" w:hAnsi="Aptos" w:cs="Aptos"/>
           <w:lang w:val="en-US"/>
         </w:rPr>
       </w:pPr>
       <w:r>
         <w:rPr>
-          <w:rFonts w:ascii="Aptos" w:hAnsi="Aptos" w:eastAsia="Aptos" w:cs="Aptos"/>
-          <w:noProof w:val="0"/>
-          <w:sz w:val="24"/>
-          <w:szCs w:val="24"/>
+          <w:rFonts w:ascii="Aptos" w:eastAsia="Aptos" w:hAnsi="Aptos" w:cs="Aptos"/>
+        </w:rPr>
+        <w:t xml:space="preserve">¿Cuál consideran que fue el mayor problema técnico? </w:t>
+      </w:r>
+      <w:r>
+        <w:rPr>
+          <w:rFonts w:ascii="Aptos" w:eastAsia="Aptos" w:hAnsi="Aptos" w:cs="Aptos"/>
           <w:lang w:val="en-US"/>
         </w:rPr>
-        <w:t>¿Cuál consideran que fue el mayor problema técnico? ¿Qué hicieron para resolverlo?</w:t>
+        <w:t>¿Qué hicieron para resolverlo?</w:t>
       </w:r>
     </w:p>
     <w:p>
       <w:pPr>
         <w:pStyle w:val="Prrafodelista"/>
-        <w:spacing w:before="0" w:beforeAutospacing="off" w:after="0" w:afterAutospacing="off"/>
-        <w:ind w:left="720"/>
-      </w:pPr>
-      <w:r>
-        <w:rPr>
-          <w:rFonts w:ascii="Aptos" w:hAnsi="Aptos" w:eastAsia="Aptos" w:cs="Aptos"/>
-          <w:noProof w:val="0"/>
-          <w:sz w:val="24"/>
-          <w:szCs w:val="24"/>
+        <w:spacing w:after="0"/>
+      </w:pPr>
+      <w:r>
+        <w:rPr>
+          <w:rFonts w:ascii="Aptos" w:eastAsia="Aptos" w:hAnsi="Aptos" w:cs="Aptos"/>
           <w:lang w:val="es-ES"/>
         </w:rPr>
         <w:t>Realizar las mismas pruebas, al desarrollar el software de esta manera es diferente a como uno lo suele hacer, entonces eso dificulta mucho como pensar en nuevos metodos</w:t>
@@ -7434,28 +6966,18 @@
     <w:p>
       <w:pPr>
         <w:pStyle w:val="Prrafodelista"/>
-        <w:spacing w:before="0" w:beforeAutospacing="off" w:after="0" w:afterAutospacing="off"/>
-        <w:ind w:left="720"/>
-        <w:rPr>
-          <w:rFonts w:ascii="Aptos" w:hAnsi="Aptos" w:eastAsia="Aptos" w:cs="Aptos"/>
-          <w:noProof w:val="0"/>
-          <w:sz w:val="24"/>
-          <w:szCs w:val="24"/>
-          <w:lang w:val="en-US"/>
+        <w:spacing w:after="0"/>
+        <w:rPr>
+          <w:rFonts w:ascii="Aptos" w:eastAsia="Aptos" w:hAnsi="Aptos" w:cs="Aptos"/>
         </w:rPr>
       </w:pPr>
     </w:p>
     <w:p>
       <w:pPr>
         <w:pStyle w:val="Prrafodelista"/>
-        <w:spacing w:before="0" w:beforeAutospacing="off" w:after="0" w:afterAutospacing="off"/>
-        <w:ind w:left="720"/>
-        <w:rPr>
-          <w:rFonts w:ascii="Aptos" w:hAnsi="Aptos" w:eastAsia="Aptos" w:cs="Aptos"/>
-          <w:noProof w:val="0"/>
-          <w:sz w:val="24"/>
-          <w:szCs w:val="24"/>
-          <w:lang w:val="en-US"/>
+        <w:spacing w:after="0"/>
+        <w:rPr>
+          <w:rFonts w:ascii="Aptos" w:eastAsia="Aptos" w:hAnsi="Aptos" w:cs="Aptos"/>
         </w:rPr>
       </w:pPr>
     </w:p>
@@ -7464,24 +6986,16 @@
         <w:pStyle w:val="Prrafodelista"/>
         <w:numPr>
           <w:ilvl w:val="0"/>
-          <w:numId w:val="3"/>
+          <w:numId w:val="1"/>
         </w:numPr>
-        <w:spacing w:before="0" w:beforeAutospacing="off" w:after="0" w:afterAutospacing="off"/>
-        <w:rPr>
-          <w:rFonts w:ascii="Aptos" w:hAnsi="Aptos" w:eastAsia="Aptos" w:cs="Aptos"/>
-          <w:noProof w:val="0"/>
-          <w:sz w:val="24"/>
-          <w:szCs w:val="24"/>
-          <w:lang w:val="en-US"/>
-        </w:rPr>
-      </w:pPr>
-      <w:r>
-        <w:rPr>
-          <w:rFonts w:ascii="Aptos" w:hAnsi="Aptos" w:eastAsia="Aptos" w:cs="Aptos"/>
-          <w:noProof w:val="0"/>
-          <w:sz w:val="24"/>
-          <w:szCs w:val="24"/>
-          <w:lang w:val="en-US"/>
+        <w:spacing w:after="0"/>
+        <w:rPr>
+          <w:rFonts w:ascii="Aptos" w:eastAsia="Aptos" w:hAnsi="Aptos" w:cs="Aptos"/>
+        </w:rPr>
+      </w:pPr>
+      <w:r>
+        <w:rPr>
+          <w:rFonts w:ascii="Aptos" w:eastAsia="Aptos" w:hAnsi="Aptos" w:cs="Aptos"/>
         </w:rPr>
         <w:t>¿Qué hicieron bien como equipo? ¿Qué se comprometen a hacer para mejorar los resultados?</w:t>
       </w:r>
@@ -7489,51 +7003,22 @@
     <w:p>
       <w:pPr>
         <w:pStyle w:val="Prrafodelista"/>
-        <w:spacing w:before="0" w:beforeAutospacing="off" w:after="0" w:afterAutospacing="off"/>
-        <w:ind w:left="720"/>
-      </w:pPr>
-      <w:r>
-        <w:rPr>
-          <w:rFonts w:ascii="Aptos" w:hAnsi="Aptos" w:eastAsia="Aptos" w:cs="Aptos"/>
-          <w:noProof w:val="0"/>
-          <w:sz w:val="24"/>
-          <w:szCs w:val="24"/>
+        <w:spacing w:after="0"/>
+      </w:pPr>
+      <w:r>
+        <w:rPr>
+          <w:rFonts w:ascii="Aptos" w:eastAsia="Aptos" w:hAnsi="Aptos" w:cs="Aptos"/>
           <w:lang w:val="es-ES"/>
         </w:rPr>
-        <w:t xml:space="preserve">Ser </w:t>
-      </w:r>
-      <w:r>
-        <w:rPr>
-          <w:rFonts w:ascii="Aptos" w:hAnsi="Aptos" w:eastAsia="Aptos" w:cs="Aptos"/>
-          <w:noProof w:val="0"/>
-          <w:sz w:val="24"/>
-          <w:szCs w:val="24"/>
-          <w:lang w:val="es-ES"/>
-        </w:rPr>
-        <w:t>rapidos</w:t>
-      </w:r>
-      <w:r>
-        <w:rPr>
-          <w:rFonts w:ascii="Aptos" w:hAnsi="Aptos" w:eastAsia="Aptos" w:cs="Aptos"/>
-          <w:noProof w:val="0"/>
-          <w:sz w:val="24"/>
-          <w:szCs w:val="24"/>
-          <w:lang w:val="es-ES"/>
-        </w:rPr>
-        <w:t xml:space="preserve"> y eficientes, teniendo en cuenta las pruebas para desarrollar este ciclo 2</w:t>
+        <w:t>Ser rapidos y eficientes, teniendo en cuenta las pruebas para desarrollar este ciclo 2</w:t>
       </w:r>
     </w:p>
     <w:p>
       <w:pPr>
         <w:pStyle w:val="Prrafodelista"/>
-        <w:spacing w:before="0" w:beforeAutospacing="off" w:after="0" w:afterAutospacing="off"/>
-        <w:ind w:left="720"/>
-        <w:rPr>
-          <w:rFonts w:ascii="Aptos" w:hAnsi="Aptos" w:eastAsia="Aptos" w:cs="Aptos"/>
-          <w:noProof w:val="0"/>
-          <w:sz w:val="24"/>
-          <w:szCs w:val="24"/>
-          <w:lang w:val="en-US"/>
+        <w:spacing w:after="0"/>
+        <w:rPr>
+          <w:rFonts w:ascii="Aptos" w:eastAsia="Aptos" w:hAnsi="Aptos" w:cs="Aptos"/>
         </w:rPr>
       </w:pPr>
     </w:p>
@@ -7542,123 +7027,51 @@
         <w:pStyle w:val="Prrafodelista"/>
         <w:numPr>
           <w:ilvl w:val="0"/>
-          <w:numId w:val="3"/>
+          <w:numId w:val="1"/>
         </w:numPr>
-        <w:spacing w:before="0" w:beforeAutospacing="off" w:after="0" w:afterAutospacing="off"/>
-        <w:rPr>
-          <w:rFonts w:ascii="Aptos" w:hAnsi="Aptos" w:eastAsia="Aptos" w:cs="Aptos"/>
-          <w:noProof w:val="0"/>
-          <w:sz w:val="24"/>
-          <w:szCs w:val="24"/>
+        <w:spacing w:after="0"/>
+        <w:rPr>
+          <w:rFonts w:ascii="Aptos" w:eastAsia="Aptos" w:hAnsi="Aptos" w:cs="Aptos"/>
           <w:lang w:val="en-US"/>
         </w:rPr>
       </w:pPr>
       <w:r>
         <w:rPr>
-          <w:rFonts w:ascii="Aptos" w:hAnsi="Aptos" w:eastAsia="Aptos" w:cs="Aptos"/>
-          <w:noProof w:val="0"/>
-          <w:sz w:val="24"/>
-          <w:szCs w:val="24"/>
+          <w:rFonts w:ascii="Aptos" w:eastAsia="Aptos" w:hAnsi="Aptos" w:cs="Aptos"/>
+        </w:rPr>
+        <w:t xml:space="preserve">Considerando las prácticas XP incluidas en los laboratorios. ¿cuál fue la más útil? </w:t>
+      </w:r>
+      <w:r>
+        <w:rPr>
+          <w:rFonts w:ascii="Aptos" w:eastAsia="Aptos" w:hAnsi="Aptos" w:cs="Aptos"/>
           <w:lang w:val="en-US"/>
         </w:rPr>
-        <w:t>Considerando las prácticas XP incluidas en los laboratorios. ¿cuál fue la más útil? ¿por qué?</w:t>
+        <w:t>¿por qué?</w:t>
       </w:r>
     </w:p>
     <w:p>
       <w:pPr>
         <w:pStyle w:val="Prrafodelista"/>
-        <w:spacing w:before="0" w:beforeAutospacing="off" w:after="0" w:afterAutospacing="off"/>
-        <w:ind w:left="720"/>
-        <w:rPr>
-          <w:rFonts w:ascii="Aptos" w:hAnsi="Aptos" w:eastAsia="Aptos" w:cs="Aptos"/>
-          <w:noProof w:val="0"/>
-          <w:sz w:val="24"/>
-          <w:szCs w:val="24"/>
+        <w:spacing w:after="0"/>
+        <w:rPr>
+          <w:rFonts w:ascii="Aptos" w:eastAsia="Aptos" w:hAnsi="Aptos" w:cs="Aptos"/>
           <w:lang w:val="es-ES"/>
         </w:rPr>
       </w:pPr>
       <w:r>
         <w:rPr>
-          <w:rFonts w:ascii="Aptos" w:hAnsi="Aptos" w:eastAsia="Aptos" w:cs="Aptos"/>
-          <w:noProof w:val="0"/>
-          <w:sz w:val="24"/>
-          <w:szCs w:val="24"/>
+          <w:rFonts w:ascii="Aptos" w:eastAsia="Aptos" w:hAnsi="Aptos" w:cs="Aptos"/>
           <w:lang w:val="es-ES"/>
         </w:rPr>
-        <w:t xml:space="preserve">Pair </w:t>
-      </w:r>
-      <w:r>
-        <w:rPr>
-          <w:rFonts w:ascii="Aptos" w:hAnsi="Aptos" w:eastAsia="Aptos" w:cs="Aptos"/>
-          <w:noProof w:val="0"/>
-          <w:sz w:val="24"/>
-          <w:szCs w:val="24"/>
-          <w:lang w:val="es-ES"/>
-        </w:rPr>
-        <w:t>Programming</w:t>
-      </w:r>
-      <w:r>
-        <w:rPr>
-          <w:rFonts w:ascii="Aptos" w:hAnsi="Aptos" w:eastAsia="Aptos" w:cs="Aptos"/>
-          <w:noProof w:val="0"/>
-          <w:sz w:val="24"/>
-          <w:szCs w:val="24"/>
-          <w:lang w:val="es-ES"/>
-        </w:rPr>
-        <w:t xml:space="preserve">, por lo general mientras que uno programa y ve como el otro desarrollaba pruebas, el otro iba verificando que funcionaran y a la hora de crear el </w:t>
-      </w:r>
-      <w:r>
-        <w:rPr>
-          <w:rFonts w:ascii="Aptos" w:hAnsi="Aptos" w:eastAsia="Aptos" w:cs="Aptos"/>
-          <w:noProof w:val="0"/>
-          <w:sz w:val="24"/>
-          <w:szCs w:val="24"/>
-          <w:lang w:val="es-ES"/>
-        </w:rPr>
-        <w:t>codigo</w:t>
-      </w:r>
-      <w:r>
-        <w:rPr>
-          <w:rFonts w:ascii="Aptos" w:hAnsi="Aptos" w:eastAsia="Aptos" w:cs="Aptos"/>
-          <w:noProof w:val="0"/>
-          <w:sz w:val="24"/>
-          <w:szCs w:val="24"/>
-          <w:lang w:val="es-ES"/>
-        </w:rPr>
-        <w:t xml:space="preserve">, </w:t>
-      </w:r>
-      <w:r>
-        <w:rPr>
-          <w:rFonts w:ascii="Aptos" w:hAnsi="Aptos" w:eastAsia="Aptos" w:cs="Aptos"/>
-          <w:noProof w:val="0"/>
-          <w:sz w:val="24"/>
-          <w:szCs w:val="24"/>
-          <w:lang w:val="es-ES"/>
-        </w:rPr>
-        <w:t>haciamos</w:t>
-      </w:r>
-      <w:r>
-        <w:rPr>
-          <w:rFonts w:ascii="Aptos" w:hAnsi="Aptos" w:eastAsia="Aptos" w:cs="Aptos"/>
-          <w:noProof w:val="0"/>
-          <w:sz w:val="24"/>
-          <w:szCs w:val="24"/>
-          <w:lang w:val="es-ES"/>
-        </w:rPr>
-        <w:t xml:space="preserve"> lo mismo.</w:t>
+        <w:t>Pair Programming, por lo general mientras que uno programa y ve como el otro desarrollaba pruebas, el otro iba verificando que funcionaran y a la hora de crear el codigo, haciamos lo mismo.</w:t>
       </w:r>
     </w:p>
     <w:p>
       <w:pPr>
         <w:pStyle w:val="Prrafodelista"/>
-        <w:spacing w:before="0" w:beforeAutospacing="off" w:after="0" w:afterAutospacing="off"/>
-        <w:ind w:left="720"/>
-        <w:rPr>
-          <w:rFonts w:ascii="Aptos" w:hAnsi="Aptos" w:eastAsia="Aptos" w:cs="Aptos"/>
-          <w:noProof w:val="0"/>
-          <w:sz w:val="24"/>
-          <w:szCs w:val="24"/>
-          <w:lang w:val="en-US"/>
+        <w:spacing w:after="0"/>
+        <w:rPr>
+          <w:rFonts w:ascii="Aptos" w:eastAsia="Aptos" w:hAnsi="Aptos" w:cs="Aptos"/>
         </w:rPr>
       </w:pPr>
     </w:p>
@@ -7667,254 +7080,44 @@
         <w:pStyle w:val="Prrafodelista"/>
         <w:numPr>
           <w:ilvl w:val="0"/>
-          <w:numId w:val="3"/>
+          <w:numId w:val="1"/>
         </w:numPr>
-        <w:spacing w:before="0" w:beforeAutospacing="off" w:after="0" w:afterAutospacing="off"/>
-        <w:rPr>
-          <w:rFonts w:ascii="Aptos" w:hAnsi="Aptos" w:eastAsia="Aptos" w:cs="Aptos"/>
-          <w:noProof w:val="0"/>
-          <w:sz w:val="24"/>
-          <w:szCs w:val="24"/>
-          <w:lang w:val="en-US"/>
-        </w:rPr>
-      </w:pPr>
-      <w:r>
-        <w:rPr>
-          <w:rFonts w:ascii="Aptos" w:hAnsi="Aptos" w:eastAsia="Aptos" w:cs="Aptos"/>
-          <w:noProof w:val="0"/>
-          <w:sz w:val="24"/>
-          <w:szCs w:val="24"/>
-          <w:lang w:val="en-US"/>
-        </w:rPr>
-        <w:t>¿</w:t>
-      </w:r>
-      <w:r>
-        <w:rPr>
-          <w:rFonts w:ascii="Aptos" w:hAnsi="Aptos" w:eastAsia="Aptos" w:cs="Aptos"/>
-          <w:noProof w:val="0"/>
-          <w:sz w:val="24"/>
-          <w:szCs w:val="24"/>
-          <w:lang w:val="en-US"/>
-        </w:rPr>
-        <w:t>Qué</w:t>
-      </w:r>
-      <w:r>
-        <w:rPr>
-          <w:rFonts w:ascii="Aptos" w:hAnsi="Aptos" w:eastAsia="Aptos" w:cs="Aptos"/>
-          <w:noProof w:val="0"/>
-          <w:sz w:val="24"/>
-          <w:szCs w:val="24"/>
-          <w:lang w:val="en-US"/>
-        </w:rPr>
-        <w:t xml:space="preserve"> </w:t>
-      </w:r>
-      <w:r>
-        <w:rPr>
-          <w:rFonts w:ascii="Aptos" w:hAnsi="Aptos" w:eastAsia="Aptos" w:cs="Aptos"/>
-          <w:noProof w:val="0"/>
-          <w:sz w:val="24"/>
-          <w:szCs w:val="24"/>
-          <w:lang w:val="en-US"/>
-        </w:rPr>
-        <w:t>referencias</w:t>
-      </w:r>
-      <w:r>
-        <w:rPr>
-          <w:rFonts w:ascii="Aptos" w:hAnsi="Aptos" w:eastAsia="Aptos" w:cs="Aptos"/>
-          <w:noProof w:val="0"/>
-          <w:sz w:val="24"/>
-          <w:szCs w:val="24"/>
-          <w:lang w:val="en-US"/>
-        </w:rPr>
-        <w:t xml:space="preserve"> </w:t>
-      </w:r>
-      <w:r>
-        <w:rPr>
-          <w:rFonts w:ascii="Aptos" w:hAnsi="Aptos" w:eastAsia="Aptos" w:cs="Aptos"/>
-          <w:noProof w:val="0"/>
-          <w:sz w:val="24"/>
-          <w:szCs w:val="24"/>
-          <w:lang w:val="en-US"/>
-        </w:rPr>
-        <w:t>usaron</w:t>
-      </w:r>
-      <w:r>
-        <w:rPr>
-          <w:rFonts w:ascii="Aptos" w:hAnsi="Aptos" w:eastAsia="Aptos" w:cs="Aptos"/>
-          <w:noProof w:val="0"/>
-          <w:sz w:val="24"/>
-          <w:szCs w:val="24"/>
-          <w:lang w:val="en-US"/>
-        </w:rPr>
-        <w:t>? ¿</w:t>
-      </w:r>
-      <w:r>
-        <w:rPr>
-          <w:rFonts w:ascii="Aptos" w:hAnsi="Aptos" w:eastAsia="Aptos" w:cs="Aptos"/>
-          <w:noProof w:val="0"/>
-          <w:sz w:val="24"/>
-          <w:szCs w:val="24"/>
-          <w:lang w:val="en-US"/>
-        </w:rPr>
-        <w:t>Cuál</w:t>
-      </w:r>
-      <w:r>
-        <w:rPr>
-          <w:rFonts w:ascii="Aptos" w:hAnsi="Aptos" w:eastAsia="Aptos" w:cs="Aptos"/>
-          <w:noProof w:val="0"/>
-          <w:sz w:val="24"/>
-          <w:szCs w:val="24"/>
-          <w:lang w:val="en-US"/>
-        </w:rPr>
-        <w:t xml:space="preserve"> </w:t>
-      </w:r>
-      <w:r>
-        <w:rPr>
-          <w:rFonts w:ascii="Aptos" w:hAnsi="Aptos" w:eastAsia="Aptos" w:cs="Aptos"/>
-          <w:noProof w:val="0"/>
-          <w:sz w:val="24"/>
-          <w:szCs w:val="24"/>
-          <w:lang w:val="en-US"/>
-        </w:rPr>
-        <w:t>fue</w:t>
-      </w:r>
-      <w:r>
-        <w:rPr>
-          <w:rFonts w:ascii="Aptos" w:hAnsi="Aptos" w:eastAsia="Aptos" w:cs="Aptos"/>
-          <w:noProof w:val="0"/>
-          <w:sz w:val="24"/>
-          <w:szCs w:val="24"/>
-          <w:lang w:val="en-US"/>
-        </w:rPr>
-        <w:t xml:space="preserve"> la </w:t>
-      </w:r>
-      <w:r>
-        <w:rPr>
-          <w:rFonts w:ascii="Aptos" w:hAnsi="Aptos" w:eastAsia="Aptos" w:cs="Aptos"/>
-          <w:noProof w:val="0"/>
-          <w:sz w:val="24"/>
-          <w:szCs w:val="24"/>
-          <w:lang w:val="en-US"/>
-        </w:rPr>
-        <w:t>más</w:t>
-      </w:r>
-      <w:r>
-        <w:rPr>
-          <w:rFonts w:ascii="Aptos" w:hAnsi="Aptos" w:eastAsia="Aptos" w:cs="Aptos"/>
-          <w:noProof w:val="0"/>
-          <w:sz w:val="24"/>
-          <w:szCs w:val="24"/>
-          <w:lang w:val="en-US"/>
-        </w:rPr>
-        <w:t xml:space="preserve"> </w:t>
-      </w:r>
-      <w:r>
-        <w:rPr>
-          <w:rFonts w:ascii="Aptos" w:hAnsi="Aptos" w:eastAsia="Aptos" w:cs="Aptos"/>
-          <w:noProof w:val="0"/>
-          <w:sz w:val="24"/>
-          <w:szCs w:val="24"/>
-          <w:lang w:val="en-US"/>
-        </w:rPr>
-        <w:t>útil</w:t>
-      </w:r>
-      <w:r>
-        <w:rPr>
-          <w:rFonts w:ascii="Aptos" w:hAnsi="Aptos" w:eastAsia="Aptos" w:cs="Aptos"/>
-          <w:noProof w:val="0"/>
-          <w:sz w:val="24"/>
-          <w:szCs w:val="24"/>
-          <w:lang w:val="en-US"/>
-        </w:rPr>
-        <w:t xml:space="preserve">? </w:t>
+        <w:spacing w:after="0"/>
+        <w:rPr>
+          <w:rFonts w:ascii="Aptos" w:eastAsia="Aptos" w:hAnsi="Aptos" w:cs="Aptos"/>
+        </w:rPr>
+      </w:pPr>
+      <w:r>
+        <w:rPr>
+          <w:rFonts w:ascii="Aptos" w:eastAsia="Aptos" w:hAnsi="Aptos" w:cs="Aptos"/>
+        </w:rPr>
+        <w:t xml:space="preserve">¿Qué referencias usaron? ¿Cuál fue la más útil? </w:t>
       </w:r>
     </w:p>
     <w:p>
       <w:pPr>
         <w:pStyle w:val="Prrafodelista"/>
-        <w:spacing w:before="0" w:beforeAutospacing="off" w:after="0" w:afterAutospacing="off"/>
-        <w:ind w:left="720"/>
-      </w:pPr>
-      <w:r>
-        <w:rPr>
-          <w:rFonts w:ascii="Aptos" w:hAnsi="Aptos" w:eastAsia="Aptos" w:cs="Aptos"/>
-          <w:noProof w:val="0"/>
-          <w:sz w:val="24"/>
-          <w:szCs w:val="24"/>
+        <w:spacing w:after="0"/>
+      </w:pPr>
+      <w:r>
+        <w:rPr>
+          <w:rFonts w:ascii="Aptos" w:eastAsia="Aptos" w:hAnsi="Aptos" w:cs="Aptos"/>
           <w:lang w:val="es-ES"/>
         </w:rPr>
-        <w:t xml:space="preserve">Consideramos que las </w:t>
-      </w:r>
-      <w:r>
-        <w:rPr>
-          <w:rFonts w:ascii="Aptos" w:hAnsi="Aptos" w:eastAsia="Aptos" w:cs="Aptos"/>
-          <w:noProof w:val="0"/>
-          <w:sz w:val="24"/>
-          <w:szCs w:val="24"/>
-          <w:lang w:val="es-ES"/>
-        </w:rPr>
-        <w:t>unicas</w:t>
-      </w:r>
-      <w:r>
-        <w:rPr>
-          <w:rFonts w:ascii="Aptos" w:hAnsi="Aptos" w:eastAsia="Aptos" w:cs="Aptos"/>
-          <w:noProof w:val="0"/>
-          <w:sz w:val="24"/>
-          <w:szCs w:val="24"/>
-          <w:lang w:val="es-ES"/>
-        </w:rPr>
-        <w:t xml:space="preserve"> referencias que usamos fueron las presentaciones (Notas de clase) de la profesora </w:t>
-      </w:r>
-      <w:r>
-        <w:rPr>
-          <w:rFonts w:ascii="Aptos" w:hAnsi="Aptos" w:eastAsia="Aptos" w:cs="Aptos"/>
-          <w:noProof w:val="0"/>
-          <w:sz w:val="24"/>
-          <w:szCs w:val="24"/>
-          <w:lang w:val="es-ES"/>
-        </w:rPr>
-        <w:t>maria</w:t>
-      </w:r>
-      <w:r>
-        <w:rPr>
-          <w:rFonts w:ascii="Aptos" w:hAnsi="Aptos" w:eastAsia="Aptos" w:cs="Aptos"/>
-          <w:noProof w:val="0"/>
-          <w:sz w:val="24"/>
-          <w:szCs w:val="24"/>
-          <w:lang w:val="es-ES"/>
-        </w:rPr>
-        <w:t xml:space="preserve"> </w:t>
-      </w:r>
-      <w:r>
-        <w:rPr>
-          <w:rFonts w:ascii="Aptos" w:hAnsi="Aptos" w:eastAsia="Aptos" w:cs="Aptos"/>
-          <w:noProof w:val="0"/>
-          <w:sz w:val="24"/>
-          <w:szCs w:val="24"/>
-          <w:lang w:val="es-ES"/>
-        </w:rPr>
-        <w:t>irma</w:t>
-      </w:r>
-      <w:r>
-        <w:rPr>
-          <w:rFonts w:ascii="Aptos" w:hAnsi="Aptos" w:eastAsia="Aptos" w:cs="Aptos"/>
-          <w:noProof w:val="0"/>
-          <w:sz w:val="24"/>
-          <w:szCs w:val="24"/>
-          <w:lang w:val="es-ES"/>
-        </w:rPr>
-        <w:t>, sobre todo al usar las notas de clase de la semana 7, donde podemos ver como refactorizar el archivo SHAPES, usando herencia</w:t>
-      </w:r>
-    </w:p>
-    <w:p>
-      <w:pPr>
-        <w:pStyle w:val="Normal"/>
+        <w:t>Consideramos que las unicas referencias que usamos fueron las presentaciones (Notas de clase) de la profesora maria irma, sobre todo al usar las notas de clase de la semana 7, donde podemos ver como refactorizar el archivo SHAPES, usando herencia</w:t>
+      </w:r>
+    </w:p>
+    <w:p>
+      <w:pPr>
+        <w:rPr>
+          <w:lang w:val="es-CO"/>
+        </w:rPr>
       </w:pPr>
     </w:p>
     <w:sectPr>
-      <w:headerReference w:type="default" r:id="rId74"/>
-      <w:footerReference w:type="default" r:id="rId75"/>
-      <w:pgSz w:w="12240" w:h="15840" w:orient="portrait"/>
+      <w:headerReference w:type="default" r:id="rId76"/>
+      <w:footerReference w:type="default" r:id="rId77"/>
+      <w:pgSz w:w="12240" w:h="15840"/>
       <w:pgMar w:top="1417" w:right="1701" w:bottom="1417" w:left="1701" w:header="708" w:footer="708" w:gutter="0"/>
       <w:cols w:space="708"/>
       <w:docGrid w:linePitch="360"/>
@@ -8095,91 +7298,6 @@
 
 <file path=word/numbering.xml><?xml version="1.0" encoding="utf-8"?>
 <w:numbering xmlns:wpc="http://schemas.microsoft.com/office/word/2010/wordprocessingCanvas" xmlns:cx="http://schemas.microsoft.com/office/drawing/2014/chartex" xmlns:cx1="http://schemas.microsoft.com/office/drawing/2015/9/8/chartex" xmlns:cx2="http://schemas.microsoft.com/office/drawing/2015/10/21/chartex" xmlns:cx3="http://schemas.microsoft.com/office/drawing/2016/5/9/chartex" xmlns:cx4="http://schemas.microsoft.com/office/drawing/2016/5/10/chartex" xmlns:cx5="http://schemas.microsoft.com/office/drawing/2016/5/11/chartex" xmlns:cx6="http://schemas.microsoft.com/office/drawing/2016/5/12/chartex" xmlns:cx7="http://schemas.microsoft.com/office/drawing/2016/5/13/chartex" xmlns:cx8="http://schemas.microsoft.com/office/drawing/2016/5/14/chartex" xmlns:mc="http://schemas.openxmlformats.org/markup-compatibility/2006" xmlns:aink="http://schemas.microsoft.com/office/drawing/2016/ink" xmlns:am3d="http://schemas.microsoft.com/office/drawing/2017/model3d" xmlns:o="urn:schemas-microsoft-com:office:office" xmlns:oel="http://schemas.microsoft.com/office/2019/extlst" xmlns:r="http://schemas.openxmlformats.org/officeDocument/2006/relationships" xmlns:m="http://schemas.openxmlformats.org/officeDocument/2006/math" xmlns:v="urn:schemas-microsoft-com:vml" xmlns:wp14="http://schemas.microsoft.com/office/word/2010/wordprocessingDrawing" xmlns:wp="http://schemas.openxmlformats.org/drawingml/2006/wordprocessingDrawing" xmlns:w10="urn:schemas-microsoft-com:office:word" xmlns:w="http://schemas.openxmlformats.org/wordprocessingml/2006/main" xmlns:w14="http://schemas.microsoft.com/office/word/2010/wordml" xmlns:w15="http://schemas.microsoft.com/office/word/2012/wordml" xmlns:w16cex="http://schemas.microsoft.com/office/word/2018/wordml/cex" xmlns:w16cid="http://schemas.microsoft.com/office/word/2016/wordml/cid" xmlns:w16="http://schemas.microsoft.com/office/word/2018/wordml" xmlns:w16du="http://schemas.microsoft.com/office/word/2023/wordml/word16du" xmlns:w16sdtdh="http://schemas.microsoft.com/office/word/2020/wordml/sdtdatahash" xmlns:w16sdtfl="http://schemas.microsoft.com/office/word/2024/wordml/sdtformatlock" xmlns:w16se="http://schemas.microsoft.com/office/word/2015/wordml/symex" xmlns:wpg="http://schemas.microsoft.com/office/word/2010/wordprocessingGroup" xmlns:wpi="http://schemas.microsoft.com/office/word/2010/wordprocessingInk" xmlns:wne="http://schemas.microsoft.com/office/word/2006/wordml" xmlns:wps="http://schemas.microsoft.com/office/word/2010/wordprocessingShape" mc:Ignorable="w14 w15 w16se w16cid w16 w16cex w16sdtdh w16sdtfl w16du wp14">
-  <w:abstractNum xmlns:w="http://schemas.openxmlformats.org/wordprocessingml/2006/main" w:abstractNumId="2">
-    <w:nsid w:val="30733179"/>
-    <w:multiLevelType xmlns:w="http://schemas.openxmlformats.org/wordprocessingml/2006/main" w:val="hybridMultilevel"/>
-    <w:lvl xmlns:w="http://schemas.openxmlformats.org/wordprocessingml/2006/main" w:ilvl="0">
-      <w:start w:val="1"/>
-      <w:numFmt w:val="decimal"/>
-      <w:lvlText w:val="%1."/>
-      <w:lvlJc w:val="left"/>
-      <w:pPr>
-        <w:ind w:left="720" w:hanging="360"/>
-      </w:pPr>
-    </w:lvl>
-    <w:lvl xmlns:w="http://schemas.openxmlformats.org/wordprocessingml/2006/main" w:ilvl="1">
-      <w:start w:val="1"/>
-      <w:numFmt w:val="lowerLetter"/>
-      <w:lvlText w:val="%2."/>
-      <w:lvlJc w:val="left"/>
-      <w:pPr>
-        <w:ind w:left="1440" w:hanging="360"/>
-      </w:pPr>
-    </w:lvl>
-    <w:lvl xmlns:w="http://schemas.openxmlformats.org/wordprocessingml/2006/main" w:ilvl="2">
-      <w:start w:val="1"/>
-      <w:numFmt w:val="lowerRoman"/>
-      <w:lvlText w:val="%3."/>
-      <w:lvlJc w:val="right"/>
-      <w:pPr>
-        <w:ind w:left="2160" w:hanging="180"/>
-      </w:pPr>
-    </w:lvl>
-    <w:lvl xmlns:w="http://schemas.openxmlformats.org/wordprocessingml/2006/main" w:ilvl="3">
-      <w:start w:val="1"/>
-      <w:numFmt w:val="decimal"/>
-      <w:lvlText w:val="%4."/>
-      <w:lvlJc w:val="left"/>
-      <w:pPr>
-        <w:ind w:left="2880" w:hanging="360"/>
-      </w:pPr>
-    </w:lvl>
-    <w:lvl xmlns:w="http://schemas.openxmlformats.org/wordprocessingml/2006/main" w:ilvl="4">
-      <w:start w:val="1"/>
-      <w:numFmt w:val="lowerLetter"/>
-      <w:lvlText w:val="%5."/>
-      <w:lvlJc w:val="left"/>
-      <w:pPr>
-        <w:ind w:left="3600" w:hanging="360"/>
-      </w:pPr>
-    </w:lvl>
-    <w:lvl xmlns:w="http://schemas.openxmlformats.org/wordprocessingml/2006/main" w:ilvl="5">
-      <w:start w:val="1"/>
-      <w:numFmt w:val="lowerRoman"/>
-      <w:lvlText w:val="%6."/>
-      <w:lvlJc w:val="right"/>
-      <w:pPr>
-        <w:ind w:left="4320" w:hanging="180"/>
-      </w:pPr>
-    </w:lvl>
-    <w:lvl xmlns:w="http://schemas.openxmlformats.org/wordprocessingml/2006/main" w:ilvl="6">
-      <w:start w:val="1"/>
-      <w:numFmt w:val="decimal"/>
-      <w:lvlText w:val="%7."/>
-      <w:lvlJc w:val="left"/>
-      <w:pPr>
-        <w:ind w:left="5040" w:hanging="360"/>
-      </w:pPr>
-    </w:lvl>
-    <w:lvl xmlns:w="http://schemas.openxmlformats.org/wordprocessingml/2006/main" w:ilvl="7">
-      <w:start w:val="1"/>
-      <w:numFmt w:val="lowerLetter"/>
-      <w:lvlText w:val="%8."/>
-      <w:lvlJc w:val="left"/>
-      <w:pPr>
-        <w:ind w:left="5760" w:hanging="360"/>
-      </w:pPr>
-    </w:lvl>
-    <w:lvl xmlns:w="http://schemas.openxmlformats.org/wordprocessingml/2006/main" w:ilvl="8">
-      <w:start w:val="1"/>
-      <w:numFmt w:val="lowerRoman"/>
-      <w:lvlText w:val="%9."/>
-      <w:lvlJc w:val="right"/>
-      <w:pPr>
-        <w:ind w:left="6480" w:hanging="180"/>
-      </w:pPr>
-    </w:lvl>
-  </w:abstractNum>
   <w:abstractNum w:abstractNumId="0" w15:restartNumberingAfterBreak="0">
     <w:nsid w:val="10F35C58"/>
     <w:multiLevelType w:val="hybridMultilevel"/>
@@ -8281,7 +7399,7 @@
         <w:ind w:left="720" w:hanging="360"/>
       </w:pPr>
       <w:rPr>
-        <w:rFonts w:hint="default" w:ascii="Aptos" w:hAnsi="Aptos" w:eastAsiaTheme="minorEastAsia" w:cstheme="minorBidi"/>
+        <w:rFonts w:ascii="Aptos" w:eastAsiaTheme="minorEastAsia" w:hAnsi="Aptos" w:cstheme="minorBidi" w:hint="default"/>
       </w:rPr>
     </w:lvl>
     <w:lvl w:ilvl="1" w:tplc="240A0003" w:tentative="1">
@@ -8293,7 +7411,7 @@
         <w:ind w:left="1440" w:hanging="360"/>
       </w:pPr>
       <w:rPr>
-        <w:rFonts w:hint="default" w:ascii="Courier New" w:hAnsi="Courier New" w:cs="Courier New"/>
+        <w:rFonts w:ascii="Courier New" w:hAnsi="Courier New" w:cs="Courier New" w:hint="default"/>
       </w:rPr>
     </w:lvl>
     <w:lvl w:ilvl="2" w:tplc="240A0005" w:tentative="1">
@@ -8305,7 +7423,7 @@
         <w:ind w:left="2160" w:hanging="360"/>
       </w:pPr>
       <w:rPr>
-        <w:rFonts w:hint="default" w:ascii="Wingdings" w:hAnsi="Wingdings"/>
+        <w:rFonts w:ascii="Wingdings" w:hAnsi="Wingdings" w:hint="default"/>
       </w:rPr>
     </w:lvl>
     <w:lvl w:ilvl="3" w:tplc="240A0001" w:tentative="1">
@@ -8317,7 +7435,7 @@
         <w:ind w:left="2880" w:hanging="360"/>
       </w:pPr>
       <w:rPr>
-        <w:rFonts w:hint="default" w:ascii="Symbol" w:hAnsi="Symbol"/>
+        <w:rFonts w:ascii="Symbol" w:hAnsi="Symbol" w:hint="default"/>
       </w:rPr>
     </w:lvl>
     <w:lvl w:ilvl="4" w:tplc="240A0003" w:tentative="1">
@@ -8329,7 +7447,7 @@
         <w:ind w:left="3600" w:hanging="360"/>
       </w:pPr>
       <w:rPr>
-        <w:rFonts w:hint="default" w:ascii="Courier New" w:hAnsi="Courier New" w:cs="Courier New"/>
+        <w:rFonts w:ascii="Courier New" w:hAnsi="Courier New" w:cs="Courier New" w:hint="default"/>
       </w:rPr>
     </w:lvl>
     <w:lvl w:ilvl="5" w:tplc="240A0005" w:tentative="1">
@@ -8341,7 +7459,7 @@
         <w:ind w:left="4320" w:hanging="360"/>
       </w:pPr>
       <w:rPr>
-        <w:rFonts w:hint="default" w:ascii="Wingdings" w:hAnsi="Wingdings"/>
+        <w:rFonts w:ascii="Wingdings" w:hAnsi="Wingdings" w:hint="default"/>
       </w:rPr>
     </w:lvl>
     <w:lvl w:ilvl="6" w:tplc="240A0001" w:tentative="1">
@@ -8353,7 +7471,7 @@
         <w:ind w:left="5040" w:hanging="360"/>
       </w:pPr>
       <w:rPr>
-        <w:rFonts w:hint="default" w:ascii="Symbol" w:hAnsi="Symbol"/>
+        <w:rFonts w:ascii="Symbol" w:hAnsi="Symbol" w:hint="default"/>
       </w:rPr>
     </w:lvl>
     <w:lvl w:ilvl="7" w:tplc="240A0003" w:tentative="1">
@@ -8365,7 +7483,7 @@
         <w:ind w:left="5760" w:hanging="360"/>
       </w:pPr>
       <w:rPr>
-        <w:rFonts w:hint="default" w:ascii="Courier New" w:hAnsi="Courier New" w:cs="Courier New"/>
+        <w:rFonts w:ascii="Courier New" w:hAnsi="Courier New" w:cs="Courier New" w:hint="default"/>
       </w:rPr>
     </w:lvl>
     <w:lvl w:ilvl="8" w:tplc="240A0005" w:tentative="1">
@@ -8377,17 +7495,103 @@
         <w:ind w:left="6480" w:hanging="360"/>
       </w:pPr>
       <w:rPr>
-        <w:rFonts w:hint="default" w:ascii="Wingdings" w:hAnsi="Wingdings"/>
+        <w:rFonts w:ascii="Wingdings" w:hAnsi="Wingdings" w:hint="default"/>
       </w:rPr>
     </w:lvl>
   </w:abstractNum>
-  <w:num w:numId="3">
+  <w:abstractNum w:abstractNumId="2" w15:restartNumberingAfterBreak="0">
+    <w:nsid w:val="30733179"/>
+    <w:multiLevelType w:val="hybridMultilevel"/>
+    <w:tmpl w:val="E3C8322E"/>
+    <w:lvl w:ilvl="0" w:tplc="8730C566">
+      <w:start w:val="1"/>
+      <w:numFmt w:val="decimal"/>
+      <w:lvlText w:val="%1."/>
+      <w:lvlJc w:val="left"/>
+      <w:pPr>
+        <w:ind w:left="720" w:hanging="360"/>
+      </w:pPr>
+    </w:lvl>
+    <w:lvl w:ilvl="1" w:tplc="6BA630BC">
+      <w:start w:val="1"/>
+      <w:numFmt w:val="lowerLetter"/>
+      <w:lvlText w:val="%2."/>
+      <w:lvlJc w:val="left"/>
+      <w:pPr>
+        <w:ind w:left="1440" w:hanging="360"/>
+      </w:pPr>
+    </w:lvl>
+    <w:lvl w:ilvl="2" w:tplc="F0DA8B9A">
+      <w:start w:val="1"/>
+      <w:numFmt w:val="lowerRoman"/>
+      <w:lvlText w:val="%3."/>
+      <w:lvlJc w:val="right"/>
+      <w:pPr>
+        <w:ind w:left="2160" w:hanging="180"/>
+      </w:pPr>
+    </w:lvl>
+    <w:lvl w:ilvl="3" w:tplc="108874D4">
+      <w:start w:val="1"/>
+      <w:numFmt w:val="decimal"/>
+      <w:lvlText w:val="%4."/>
+      <w:lvlJc w:val="left"/>
+      <w:pPr>
+        <w:ind w:left="2880" w:hanging="360"/>
+      </w:pPr>
+    </w:lvl>
+    <w:lvl w:ilvl="4" w:tplc="6874C15E">
+      <w:start w:val="1"/>
+      <w:numFmt w:val="lowerLetter"/>
+      <w:lvlText w:val="%5."/>
+      <w:lvlJc w:val="left"/>
+      <w:pPr>
+        <w:ind w:left="3600" w:hanging="360"/>
+      </w:pPr>
+    </w:lvl>
+    <w:lvl w:ilvl="5" w:tplc="A38A9630">
+      <w:start w:val="1"/>
+      <w:numFmt w:val="lowerRoman"/>
+      <w:lvlText w:val="%6."/>
+      <w:lvlJc w:val="right"/>
+      <w:pPr>
+        <w:ind w:left="4320" w:hanging="180"/>
+      </w:pPr>
+    </w:lvl>
+    <w:lvl w:ilvl="6" w:tplc="4148C086">
+      <w:start w:val="1"/>
+      <w:numFmt w:val="decimal"/>
+      <w:lvlText w:val="%7."/>
+      <w:lvlJc w:val="left"/>
+      <w:pPr>
+        <w:ind w:left="5040" w:hanging="360"/>
+      </w:pPr>
+    </w:lvl>
+    <w:lvl w:ilvl="7" w:tplc="6756BEDE">
+      <w:start w:val="1"/>
+      <w:numFmt w:val="lowerLetter"/>
+      <w:lvlText w:val="%8."/>
+      <w:lvlJc w:val="left"/>
+      <w:pPr>
+        <w:ind w:left="5760" w:hanging="360"/>
+      </w:pPr>
+    </w:lvl>
+    <w:lvl w:ilvl="8" w:tplc="C8121340">
+      <w:start w:val="1"/>
+      <w:numFmt w:val="lowerRoman"/>
+      <w:lvlText w:val="%9."/>
+      <w:lvlJc w:val="right"/>
+      <w:pPr>
+        <w:ind w:left="6480" w:hanging="180"/>
+      </w:pPr>
+    </w:lvl>
+  </w:abstractNum>
+  <w:num w:numId="1" w16cid:durableId="1617130201">
     <w:abstractNumId w:val="2"/>
   </w:num>
-  <w:num w:numId="1" w16cid:durableId="1254974244">
+  <w:num w:numId="2" w16cid:durableId="1254974244">
     <w:abstractNumId w:val="0"/>
   </w:num>
-  <w:num w:numId="2" w16cid:durableId="2088110185">
+  <w:num w:numId="3" w16cid:durableId="2088110185">
     <w:abstractNumId w:val="1"/>
   </w:num>
 </w:numbering>
@@ -8398,7 +7602,7 @@
   <w:docDefaults>
     <w:rPrDefault>
       <w:rPr>
-        <w:rFonts w:asciiTheme="minorHAnsi" w:hAnsiTheme="minorHAnsi" w:eastAsiaTheme="minorHAnsi" w:cstheme="minorBidi"/>
+        <w:rFonts w:asciiTheme="minorHAnsi" w:eastAsiaTheme="minorHAnsi" w:hAnsiTheme="minorHAnsi" w:cstheme="minorBidi"/>
         <w:kern w:val="2"/>
         <w:sz w:val="24"/>
         <w:szCs w:val="24"/>
@@ -8415,14 +7619,14 @@
   <w:latentStyles w:defLockedState="0" w:defUIPriority="99" w:defSemiHidden="0" w:defUnhideWhenUsed="0" w:defQFormat="0" w:count="376">
     <w:lsdException w:name="Normal" w:uiPriority="0" w:qFormat="1"/>
     <w:lsdException w:name="heading 1" w:uiPriority="9" w:qFormat="1"/>
-    <w:lsdException w:name="heading 2" w:uiPriority="9" w:semiHidden="1" w:unhideWhenUsed="1" w:qFormat="1"/>
-    <w:lsdException w:name="heading 3" w:uiPriority="9" w:semiHidden="1" w:unhideWhenUsed="1" w:qFormat="1"/>
-    <w:lsdException w:name="heading 4" w:uiPriority="9" w:semiHidden="1" w:unhideWhenUsed="1" w:qFormat="1"/>
-    <w:lsdException w:name="heading 5" w:uiPriority="9" w:semiHidden="1" w:unhideWhenUsed="1" w:qFormat="1"/>
-    <w:lsdException w:name="heading 6" w:uiPriority="9" w:semiHidden="1" w:unhideWhenUsed="1" w:qFormat="1"/>
-    <w:lsdException w:name="heading 7" w:uiPriority="9" w:semiHidden="1" w:unhideWhenUsed="1" w:qFormat="1"/>
-    <w:lsdException w:name="heading 8" w:uiPriority="9" w:semiHidden="1" w:unhideWhenUsed="1" w:qFormat="1"/>
-    <w:lsdException w:name="heading 9" w:uiPriority="9" w:semiHidden="1" w:unhideWhenUsed="1" w:qFormat="1"/>
+    <w:lsdException w:name="heading 2" w:semiHidden="1" w:uiPriority="9" w:unhideWhenUsed="1" w:qFormat="1"/>
+    <w:lsdException w:name="heading 3" w:semiHidden="1" w:uiPriority="9" w:unhideWhenUsed="1" w:qFormat="1"/>
+    <w:lsdException w:name="heading 4" w:semiHidden="1" w:uiPriority="9" w:unhideWhenUsed="1" w:qFormat="1"/>
+    <w:lsdException w:name="heading 5" w:semiHidden="1" w:uiPriority="9" w:unhideWhenUsed="1" w:qFormat="1"/>
+    <w:lsdException w:name="heading 6" w:semiHidden="1" w:uiPriority="9" w:unhideWhenUsed="1" w:qFormat="1"/>
+    <w:lsdException w:name="heading 7" w:semiHidden="1" w:uiPriority="9" w:unhideWhenUsed="1" w:qFormat="1"/>
+    <w:lsdException w:name="heading 8" w:semiHidden="1" w:uiPriority="9" w:unhideWhenUsed="1" w:qFormat="1"/>
+    <w:lsdException w:name="heading 9" w:semiHidden="1" w:uiPriority="9" w:unhideWhenUsed="1" w:qFormat="1"/>
     <w:lsdException w:name="index 1" w:semiHidden="1" w:unhideWhenUsed="1"/>
     <w:lsdException w:name="index 2" w:semiHidden="1" w:unhideWhenUsed="1"/>
     <w:lsdException w:name="index 3" w:semiHidden="1" w:unhideWhenUsed="1"/>
@@ -8432,22 +7636,22 @@
     <w:lsdException w:name="index 7" w:semiHidden="1" w:unhideWhenUsed="1"/>
     <w:lsdException w:name="index 8" w:semiHidden="1" w:unhideWhenUsed="1"/>
     <w:lsdException w:name="index 9" w:semiHidden="1" w:unhideWhenUsed="1"/>
-    <w:lsdException w:name="toc 1" w:uiPriority="39" w:semiHidden="1" w:unhideWhenUsed="1"/>
-    <w:lsdException w:name="toc 2" w:uiPriority="39" w:semiHidden="1" w:unhideWhenUsed="1"/>
-    <w:lsdException w:name="toc 3" w:uiPriority="39" w:semiHidden="1" w:unhideWhenUsed="1"/>
-    <w:lsdException w:name="toc 4" w:uiPriority="39" w:semiHidden="1" w:unhideWhenUsed="1"/>
-    <w:lsdException w:name="toc 5" w:uiPriority="39" w:semiHidden="1" w:unhideWhenUsed="1"/>
-    <w:lsdException w:name="toc 6" w:uiPriority="39" w:semiHidden="1" w:unhideWhenUsed="1"/>
-    <w:lsdException w:name="toc 7" w:uiPriority="39" w:semiHidden="1" w:unhideWhenUsed="1"/>
-    <w:lsdException w:name="toc 8" w:uiPriority="39" w:semiHidden="1" w:unhideWhenUsed="1"/>
-    <w:lsdException w:name="toc 9" w:uiPriority="39" w:semiHidden="1" w:unhideWhenUsed="1"/>
+    <w:lsdException w:name="toc 1" w:semiHidden="1" w:uiPriority="39" w:unhideWhenUsed="1"/>
+    <w:lsdException w:name="toc 2" w:semiHidden="1" w:uiPriority="39" w:unhideWhenUsed="1"/>
+    <w:lsdException w:name="toc 3" w:semiHidden="1" w:uiPriority="39" w:unhideWhenUsed="1"/>
+    <w:lsdException w:name="toc 4" w:semiHidden="1" w:uiPriority="39" w:unhideWhenUsed="1"/>
+    <w:lsdException w:name="toc 5" w:semiHidden="1" w:uiPriority="39" w:unhideWhenUsed="1"/>
+    <w:lsdException w:name="toc 6" w:semiHidden="1" w:uiPriority="39" w:unhideWhenUsed="1"/>
+    <w:lsdException w:name="toc 7" w:semiHidden="1" w:uiPriority="39" w:unhideWhenUsed="1"/>
+    <w:lsdException w:name="toc 8" w:semiHidden="1" w:uiPriority="39" w:unhideWhenUsed="1"/>
+    <w:lsdException w:name="toc 9" w:semiHidden="1" w:uiPriority="39" w:unhideWhenUsed="1"/>
     <w:lsdException w:name="Normal Indent" w:semiHidden="1" w:unhideWhenUsed="1"/>
     <w:lsdException w:name="footnote text" w:semiHidden="1" w:unhideWhenUsed="1"/>
     <w:lsdException w:name="annotation text" w:semiHidden="1" w:unhideWhenUsed="1"/>
     <w:lsdException w:name="header" w:semiHidden="1" w:unhideWhenUsed="1"/>
     <w:lsdException w:name="footer" w:semiHidden="1" w:unhideWhenUsed="1"/>
     <w:lsdException w:name="index heading" w:semiHidden="1" w:unhideWhenUsed="1"/>
-    <w:lsdException w:name="caption" w:uiPriority="35" w:semiHidden="1" w:unhideWhenUsed="1" w:qFormat="1"/>
+    <w:lsdException w:name="caption" w:semiHidden="1" w:uiPriority="35" w:unhideWhenUsed="1" w:qFormat="1"/>
     <w:lsdException w:name="table of figures" w:semiHidden="1" w:unhideWhenUsed="1"/>
     <w:lsdException w:name="envelope address" w:semiHidden="1" w:unhideWhenUsed="1"/>
     <w:lsdException w:name="envelope return" w:semiHidden="1" w:unhideWhenUsed="1"/>
@@ -8478,7 +7682,7 @@
     <w:lsdException w:name="Title" w:uiPriority="10" w:qFormat="1"/>
     <w:lsdException w:name="Closing" w:semiHidden="1" w:unhideWhenUsed="1"/>
     <w:lsdException w:name="Signature" w:semiHidden="1" w:unhideWhenUsed="1"/>
-    <w:lsdException w:name="Default Paragraph Font" w:uiPriority="1" w:semiHidden="1" w:unhideWhenUsed="1"/>
+    <w:lsdException w:name="Default Paragraph Font" w:semiHidden="1" w:uiPriority="1" w:unhideWhenUsed="1"/>
     <w:lsdException w:name="Body Text" w:semiHidden="1" w:unhideWhenUsed="1"/>
     <w:lsdException w:name="Body Text Indent" w:semiHidden="1" w:unhideWhenUsed="1"/>
     <w:lsdException w:name="List Continue" w:semiHidden="1" w:unhideWhenUsed="1"/>
@@ -8678,8 +7882,8 @@
     <w:lsdException w:name="Subtle Reference" w:uiPriority="31" w:qFormat="1"/>
     <w:lsdException w:name="Intense Reference" w:uiPriority="32" w:qFormat="1"/>
     <w:lsdException w:name="Book Title" w:uiPriority="33" w:qFormat="1"/>
-    <w:lsdException w:name="Bibliography" w:uiPriority="37" w:semiHidden="1" w:unhideWhenUsed="1"/>
-    <w:lsdException w:name="TOC Heading" w:uiPriority="39" w:semiHidden="1" w:unhideWhenUsed="1" w:qFormat="1"/>
+    <w:lsdException w:name="Bibliography" w:semiHidden="1" w:uiPriority="37" w:unhideWhenUsed="1"/>
+    <w:lsdException w:name="TOC Heading" w:semiHidden="1" w:uiPriority="39" w:unhideWhenUsed="1" w:qFormat="1"/>
     <w:lsdException w:name="Plain Table 1" w:uiPriority="41"/>
     <w:lsdException w:name="Plain Table 2" w:uiPriority="42"/>
     <w:lsdException w:name="Plain Table 3" w:uiPriority="43"/>
@@ -8790,7 +7994,7 @@
     <w:lsdException w:name="Unresolved Mention" w:semiHidden="1" w:unhideWhenUsed="1"/>
     <w:lsdException w:name="Smart Link" w:semiHidden="1" w:unhideWhenUsed="1"/>
   </w:latentStyles>
-  <w:style w:type="paragraph" w:styleId="Normal" w:default="1">
+  <w:style w:type="paragraph" w:default="1" w:styleId="Normal">
     <w:name w:val="Normal"/>
     <w:qFormat/>
     <w:rsid w:val="00EC057D"/>
@@ -8819,7 +8023,7 @@
       <w:outlineLvl w:val="0"/>
     </w:pPr>
     <w:rPr>
-      <w:rFonts w:asciiTheme="majorHAnsi" w:hAnsiTheme="majorHAnsi" w:eastAsiaTheme="majorEastAsia" w:cstheme="majorBidi"/>
+      <w:rFonts w:asciiTheme="majorHAnsi" w:eastAsiaTheme="majorEastAsia" w:hAnsiTheme="majorHAnsi" w:cstheme="majorBidi"/>
       <w:color w:val="0F4761" w:themeColor="accent1" w:themeShade="BF"/>
       <w:kern w:val="2"/>
       <w:sz w:val="40"/>
@@ -8845,7 +8049,7 @@
       <w:outlineLvl w:val="1"/>
     </w:pPr>
     <w:rPr>
-      <w:rFonts w:asciiTheme="majorHAnsi" w:hAnsiTheme="majorHAnsi" w:eastAsiaTheme="majorEastAsia" w:cstheme="majorBidi"/>
+      <w:rFonts w:asciiTheme="majorHAnsi" w:eastAsiaTheme="majorEastAsia" w:hAnsiTheme="majorHAnsi" w:cstheme="majorBidi"/>
       <w:color w:val="0F4761" w:themeColor="accent1" w:themeShade="BF"/>
       <w:kern w:val="2"/>
       <w:sz w:val="32"/>
@@ -9030,13 +8234,13 @@
       <w14:ligatures w14:val="standardContextual"/>
     </w:rPr>
   </w:style>
-  <w:style w:type="character" w:styleId="Fuentedeprrafopredeter" w:default="1">
+  <w:style w:type="character" w:default="1" w:styleId="Fuentedeprrafopredeter">
     <w:name w:val="Default Paragraph Font"/>
     <w:uiPriority w:val="1"/>
     <w:semiHidden/>
     <w:unhideWhenUsed/>
   </w:style>
-  <w:style w:type="table" w:styleId="Tablanormal" w:default="1">
+  <w:style w:type="table" w:default="1" w:styleId="Tablanormal">
     <w:name w:val="Normal Table"/>
     <w:uiPriority w:val="99"/>
     <w:semiHidden/>
@@ -9051,26 +8255,26 @@
       </w:tblCellMar>
     </w:tblPr>
   </w:style>
-  <w:style w:type="numbering" w:styleId="Sinlista" w:default="1">
+  <w:style w:type="numbering" w:default="1" w:styleId="Sinlista">
     <w:name w:val="No List"/>
     <w:uiPriority w:val="99"/>
     <w:semiHidden/>
     <w:unhideWhenUsed/>
   </w:style>
-  <w:style w:type="character" w:styleId="Ttulo1Car" w:customStyle="1">
+  <w:style w:type="character" w:customStyle="1" w:styleId="Ttulo1Car">
     <w:name w:val="Título 1 Car"/>
     <w:basedOn w:val="Fuentedeprrafopredeter"/>
     <w:link w:val="Ttulo1"/>
     <w:uiPriority w:val="9"/>
     <w:rsid w:val="00F91CC4"/>
     <w:rPr>
-      <w:rFonts w:asciiTheme="majorHAnsi" w:hAnsiTheme="majorHAnsi" w:eastAsiaTheme="majorEastAsia" w:cstheme="majorBidi"/>
+      <w:rFonts w:asciiTheme="majorHAnsi" w:eastAsiaTheme="majorEastAsia" w:hAnsiTheme="majorHAnsi" w:cstheme="majorBidi"/>
       <w:color w:val="0F4761" w:themeColor="accent1" w:themeShade="BF"/>
       <w:sz w:val="40"/>
       <w:szCs w:val="40"/>
     </w:rPr>
   </w:style>
-  <w:style w:type="character" w:styleId="Ttulo2Car" w:customStyle="1">
+  <w:style w:type="character" w:customStyle="1" w:styleId="Ttulo2Car">
     <w:name w:val="Título 2 Car"/>
     <w:basedOn w:val="Fuentedeprrafopredeter"/>
     <w:link w:val="Ttulo2"/>
@@ -9078,13 +8282,13 @@
     <w:semiHidden/>
     <w:rsid w:val="00F91CC4"/>
     <w:rPr>
-      <w:rFonts w:asciiTheme="majorHAnsi" w:hAnsiTheme="majorHAnsi" w:eastAsiaTheme="majorEastAsia" w:cstheme="majorBidi"/>
+      <w:rFonts w:asciiTheme="majorHAnsi" w:eastAsiaTheme="majorEastAsia" w:hAnsiTheme="majorHAnsi" w:cstheme="majorBidi"/>
       <w:color w:val="0F4761" w:themeColor="accent1" w:themeShade="BF"/>
       <w:sz w:val="32"/>
       <w:szCs w:val="32"/>
     </w:rPr>
   </w:style>
-  <w:style w:type="character" w:styleId="Ttulo3Car" w:customStyle="1">
+  <w:style w:type="character" w:customStyle="1" w:styleId="Ttulo3Car">
     <w:name w:val="Título 3 Car"/>
     <w:basedOn w:val="Fuentedeprrafopredeter"/>
     <w:link w:val="Ttulo3"/>
@@ -9098,7 +8302,7 @@
       <w:szCs w:val="28"/>
     </w:rPr>
   </w:style>
-  <w:style w:type="character" w:styleId="Ttulo4Car" w:customStyle="1">
+  <w:style w:type="character" w:customStyle="1" w:styleId="Ttulo4Car">
     <w:name w:val="Título 4 Car"/>
     <w:basedOn w:val="Fuentedeprrafopredeter"/>
     <w:link w:val="Ttulo4"/>
@@ -9112,7 +8316,7 @@
       <w:color w:val="0F4761" w:themeColor="accent1" w:themeShade="BF"/>
     </w:rPr>
   </w:style>
-  <w:style w:type="character" w:styleId="Ttulo5Car" w:customStyle="1">
+  <w:style w:type="character" w:customStyle="1" w:styleId="Ttulo5Car">
     <w:name w:val="Título 5 Car"/>
     <w:basedOn w:val="Fuentedeprrafopredeter"/>
     <w:link w:val="Ttulo5"/>
@@ -9124,7 +8328,7 @@
       <w:color w:val="0F4761" w:themeColor="accent1" w:themeShade="BF"/>
     </w:rPr>
   </w:style>
-  <w:style w:type="character" w:styleId="Ttulo6Car" w:customStyle="1">
+  <w:style w:type="character" w:customStyle="1" w:styleId="Ttulo6Car">
     <w:name w:val="Título 6 Car"/>
     <w:basedOn w:val="Fuentedeprrafopredeter"/>
     <w:link w:val="Ttulo6"/>
@@ -9138,7 +8342,7 @@
       <w:color w:val="595959" w:themeColor="text1" w:themeTint="A6"/>
     </w:rPr>
   </w:style>
-  <w:style w:type="character" w:styleId="Ttulo7Car" w:customStyle="1">
+  <w:style w:type="character" w:customStyle="1" w:styleId="Ttulo7Car">
     <w:name w:val="Título 7 Car"/>
     <w:basedOn w:val="Fuentedeprrafopredeter"/>
     <w:link w:val="Ttulo7"/>
@@ -9150,7 +8354,7 @@
       <w:color w:val="595959" w:themeColor="text1" w:themeTint="A6"/>
     </w:rPr>
   </w:style>
-  <w:style w:type="character" w:styleId="Ttulo8Car" w:customStyle="1">
+  <w:style w:type="character" w:customStyle="1" w:styleId="Ttulo8Car">
     <w:name w:val="Título 8 Car"/>
     <w:basedOn w:val="Fuentedeprrafopredeter"/>
     <w:link w:val="Ttulo8"/>
@@ -9164,7 +8368,7 @@
       <w:color w:val="272727" w:themeColor="text1" w:themeTint="D8"/>
     </w:rPr>
   </w:style>
-  <w:style w:type="character" w:styleId="Ttulo9Car" w:customStyle="1">
+  <w:style w:type="character" w:customStyle="1" w:styleId="Ttulo9Car">
     <w:name w:val="Título 9 Car"/>
     <w:basedOn w:val="Fuentedeprrafopredeter"/>
     <w:link w:val="Ttulo9"/>
@@ -9189,7 +8393,7 @@
       <w:contextualSpacing/>
     </w:pPr>
     <w:rPr>
-      <w:rFonts w:asciiTheme="majorHAnsi" w:hAnsiTheme="majorHAnsi" w:eastAsiaTheme="majorEastAsia" w:cstheme="majorBidi"/>
+      <w:rFonts w:asciiTheme="majorHAnsi" w:eastAsiaTheme="majorEastAsia" w:hAnsiTheme="majorHAnsi" w:cstheme="majorBidi"/>
       <w:spacing w:val="-10"/>
       <w:kern w:val="28"/>
       <w:sz w:val="56"/>
@@ -9198,14 +8402,14 @@
       <w14:ligatures w14:val="standardContextual"/>
     </w:rPr>
   </w:style>
-  <w:style w:type="character" w:styleId="TtuloCar" w:customStyle="1">
+  <w:style w:type="character" w:customStyle="1" w:styleId="TtuloCar">
     <w:name w:val="Título Car"/>
     <w:basedOn w:val="Fuentedeprrafopredeter"/>
     <w:link w:val="Ttulo"/>
     <w:uiPriority w:val="10"/>
     <w:rsid w:val="00F91CC4"/>
     <w:rPr>
-      <w:rFonts w:asciiTheme="majorHAnsi" w:hAnsiTheme="majorHAnsi" w:eastAsiaTheme="majorEastAsia" w:cstheme="majorBidi"/>
+      <w:rFonts w:asciiTheme="majorHAnsi" w:eastAsiaTheme="majorEastAsia" w:hAnsiTheme="majorHAnsi" w:cstheme="majorBidi"/>
       <w:spacing w:val="-10"/>
       <w:kern w:val="28"/>
       <w:sz w:val="56"/>
@@ -9237,7 +8441,7 @@
       <w14:ligatures w14:val="standardContextual"/>
     </w:rPr>
   </w:style>
-  <w:style w:type="character" w:styleId="SubttuloCar" w:customStyle="1">
+  <w:style w:type="character" w:customStyle="1" w:styleId="SubttuloCar">
     <w:name w:val="Subtítulo Car"/>
     <w:basedOn w:val="Fuentedeprrafopredeter"/>
     <w:link w:val="Subttulo"/>
@@ -9273,7 +8477,7 @@
       <w14:ligatures w14:val="standardContextual"/>
     </w:rPr>
   </w:style>
-  <w:style w:type="character" w:styleId="CitaCar" w:customStyle="1">
+  <w:style w:type="character" w:customStyle="1" w:styleId="CitaCar">
     <w:name w:val="Cita Car"/>
     <w:basedOn w:val="Fuentedeprrafopredeter"/>
     <w:link w:val="Cita"/>
@@ -9325,8 +8529,8 @@
     <w:rsid w:val="00F91CC4"/>
     <w:pPr>
       <w:pBdr>
-        <w:top w:val="single" w:color="0F4761" w:themeColor="accent1" w:themeShade="BF" w:sz="4" w:space="10"/>
-        <w:bottom w:val="single" w:color="0F4761" w:themeColor="accent1" w:themeShade="BF" w:sz="4" w:space="10"/>
+        <w:top w:val="single" w:sz="4" w:space="10" w:color="0F4761" w:themeColor="accent1" w:themeShade="BF"/>
+        <w:bottom w:val="single" w:sz="4" w:space="10" w:color="0F4761" w:themeColor="accent1" w:themeShade="BF"/>
       </w:pBdr>
       <w:spacing w:before="360" w:after="360" w:line="278" w:lineRule="auto"/>
       <w:ind w:left="864" w:right="864"/>
@@ -9342,7 +8546,7 @@
       <w14:ligatures w14:val="standardContextual"/>
     </w:rPr>
   </w:style>
-  <w:style w:type="character" w:styleId="CitadestacadaCar" w:customStyle="1">
+  <w:style w:type="character" w:customStyle="1" w:styleId="CitadestacadaCar">
     <w:name w:val="Cita destacada Car"/>
     <w:basedOn w:val="Fuentedeprrafopredeter"/>
     <w:link w:val="Citadestacada"/>
@@ -9378,16 +8582,16 @@
     </w:pPr>
     <w:tblPr>
       <w:tblBorders>
-        <w:top w:val="single" w:color="auto" w:sz="4" w:space="0"/>
-        <w:left w:val="single" w:color="auto" w:sz="4" w:space="0"/>
-        <w:bottom w:val="single" w:color="auto" w:sz="4" w:space="0"/>
-        <w:right w:val="single" w:color="auto" w:sz="4" w:space="0"/>
-        <w:insideH w:val="single" w:color="auto" w:sz="4" w:space="0"/>
-        <w:insideV w:val="single" w:color="auto" w:sz="4" w:space="0"/>
+        <w:top w:val="single" w:sz="4" w:space="0" w:color="auto"/>
+        <w:left w:val="single" w:sz="4" w:space="0" w:color="auto"/>
+        <w:bottom w:val="single" w:sz="4" w:space="0" w:color="auto"/>
+        <w:right w:val="single" w:sz="4" w:space="0" w:color="auto"/>
+        <w:insideH w:val="single" w:sz="4" w:space="0" w:color="auto"/>
+        <w:insideV w:val="single" w:sz="4" w:space="0" w:color="auto"/>
       </w:tblBorders>
     </w:tblPr>
   </w:style>
-  <w:style w:type="character" w:styleId="EncabezadoCar" w:customStyle="1">
+  <w:style w:type="character" w:customStyle="1" w:styleId="EncabezadoCar">
     <w:name w:val="Encabezado Car"/>
     <w:basedOn w:val="Fuentedeprrafopredeter"/>
     <w:link w:val="Encabezado"/>
@@ -9407,7 +8611,7 @@
       <w:spacing w:after="0" w:line="240" w:lineRule="auto"/>
     </w:pPr>
   </w:style>
-  <w:style w:type="character" w:styleId="PiedepginaCar" w:customStyle="1">
+  <w:style w:type="character" w:customStyle="1" w:styleId="PiedepginaCar">
     <w:name w:val="Pie de página Car"/>
     <w:basedOn w:val="Fuentedeprrafopredeter"/>
     <w:link w:val="Piedepgina"/>
@@ -9431,7 +8635,7 @@
 </file>
 
 <file path=word/theme/theme1.xml><?xml version="1.0" encoding="utf-8"?>
-<a:theme xmlns:a="http://schemas.openxmlformats.org/drawingml/2006/main" xmlns:thm15="http://schemas.microsoft.com/office/thememl/2012/main" name="Office Theme">
+<a:theme xmlns:a="http://schemas.openxmlformats.org/drawingml/2006/main" name="Office Theme">
   <a:themeElements>
     <a:clrScheme name="Office">
       <a:dk1>
